--- a/Writing/Journals/2025-02-06.docx
+++ b/Writing/Journals/2025-02-06.docx
@@ -1,16 +1,12 @@
 
 <file path=word/document.xml><?xml version="1.0" encoding="utf-8"?>
-<w:document xmlns:wpc="http://schemas.microsoft.com/office/word/2010/wordprocessingCanvas" xmlns:cx="http://schemas.microsoft.com/office/drawing/2014/chartex" xmlns:cx1="http://schemas.microsoft.com/office/drawing/2015/9/8/chartex" xmlns:cx2="http://schemas.microsoft.com/office/drawing/2015/10/21/chartex" xmlns:cx3="http://schemas.microsoft.com/office/drawing/2016/5/9/chartex" xmlns:cx4="http://schemas.microsoft.com/office/drawing/2016/5/10/chartex" xmlns:cx5="http://schemas.microsoft.com/office/drawing/2016/5/11/chartex" xmlns:cx6="http://schemas.microsoft.com/office/drawing/2016/5/12/chartex" xmlns:cx7="http://schemas.microsoft.com/office/drawing/2016/5/13/chartex" xmlns:cx8="http://schemas.microsoft.com/office/drawing/2016/5/14/chartex" xmlns:mc="http://schemas.openxmlformats.org/markup-compatibility/2006" xmlns:aink="http://schemas.microsoft.com/office/drawing/2016/ink" xmlns:am3d="http://schemas.microsoft.com/office/drawing/2017/model3d" xmlns:o="urn:schemas-microsoft-com:office:office" xmlns:oel="http://schemas.microsoft.com/office/2019/extlst" xmlns:r="http://schemas.openxmlformats.org/officeDocument/2006/relationships" xmlns:m="http://schemas.openxmlformats.org/officeDocument/2006/math" xmlns:v="urn:schemas-microsoft-com:vml" xmlns:wp14="http://schemas.microsoft.com/office/word/2010/wordprocessingDrawing" xmlns:wp="http://schemas.openxmlformats.org/drawingml/2006/wordprocessingDrawing" xmlns:w10="urn:schemas-microsoft-com:office:word" xmlns:w="http://schemas.openxmlformats.org/wordprocessingml/2006/main" xmlns:w14="http://schemas.microsoft.com/office/word/2010/wordml" xmlns:w15="http://schemas.microsoft.com/office/word/2012/wordml" xmlns:w16cex="http://schemas.microsoft.com/office/word/2018/wordml/cex" xmlns:w16cid="http://schemas.microsoft.com/office/word/2016/wordml/cid" xmlns:w16="http://schemas.microsoft.com/office/word/2018/wordml" xmlns:w16du="http://schemas.microsoft.com/office/word/2023/wordml/word16du" xmlns:w16sdtdh="http://schemas.microsoft.com/office/word/2020/wordml/sdtdatahash" xmlns:w16sdtfl="http://schemas.microsoft.com/office/word/2024/wordml/sdtformatlock" xmlns:w16se="http://schemas.microsoft.com/office/word/2015/wordml/symex" xmlns:wpg="http://schemas.microsoft.com/office/word/2010/wordprocessingGroup" xmlns:wpi="http://schemas.microsoft.com/office/word/2010/wordprocessingInk" xmlns:wne="http://schemas.microsoft.com/office/word/2006/wordml" xmlns:wps="http://schemas.microsoft.com/office/word/2010/wordprocessingShape" mc:Ignorable="w14 w15 w16se w16cid w16 w16cex w16sdtdh w16sdtfl w16du wp14">
+<w:document xmlns:wpc="http://schemas.microsoft.com/office/word/2010/wordprocessingCanvas" xmlns:mc="http://schemas.openxmlformats.org/markup-compatibility/2006" xmlns:o="urn:schemas-microsoft-com:office:office" xmlns:r="http://schemas.openxmlformats.org/officeDocument/2006/relationships" xmlns:m="http://schemas.openxmlformats.org/officeDocument/2006/math" xmlns:v="urn:schemas-microsoft-com:vml" xmlns:wp14="http://schemas.microsoft.com/office/word/2010/wordprocessingDrawing" xmlns:wp="http://schemas.openxmlformats.org/drawingml/2006/wordprocessingDrawing" xmlns:w10="urn:schemas-microsoft-com:office:word" xmlns:w="http://schemas.openxmlformats.org/wordprocessingml/2006/main" xmlns:w14="http://schemas.microsoft.com/office/word/2010/wordml" xmlns:wpg="http://schemas.microsoft.com/office/word/2010/wordprocessingGroup" xmlns:wpi="http://schemas.microsoft.com/office/word/2010/wordprocessingInk" xmlns:wne="http://schemas.microsoft.com/office/word/2006/wordml" xmlns:wps="http://schemas.microsoft.com/office/word/2010/wordprocessingShape" mc:Ignorable="w14 wp14">
   <w:body>
     <w:p>
-      <w:pPr>
-        <w:rPr>
-          <w:rFonts w:hint="eastAsia"/>
-        </w:rPr>
-      </w:pPr>
       <w:r>
         <w:rPr>
           <w:noProof/>
+          <w:lang w:val="en-US"/>
         </w:rPr>
         <w:drawing>
           <wp:inline distT="0" distB="0" distL="0" distR="0" wp14:anchorId="77F8F5B6" wp14:editId="5789E64F">
@@ -28,7 +24,7 @@
                     <pic:cNvPicPr/>
                   </pic:nvPicPr>
                   <pic:blipFill>
-                    <a:blip r:embed="rId6"/>
+                    <a:blip r:embed="rId7"/>
                     <a:stretch>
                       <a:fillRect/>
                     </a:stretch>
@@ -50,14 +46,10 @@
       </w:r>
     </w:p>
     <w:p>
-      <w:pPr>
-        <w:rPr>
-          <w:rFonts w:hint="eastAsia"/>
-        </w:rPr>
-      </w:pPr>
       <w:r>
         <w:rPr>
           <w:noProof/>
+          <w:lang w:val="en-US"/>
         </w:rPr>
         <w:lastRenderedPageBreak/>
         <w:drawing>
@@ -76,7 +68,7 @@
                     <pic:cNvPicPr/>
                   </pic:nvPicPr>
                   <pic:blipFill>
-                    <a:blip r:embed="rId7"/>
+                    <a:blip r:embed="rId8"/>
                     <a:stretch>
                       <a:fillRect/>
                     </a:stretch>
@@ -97,17 +89,10 @@
         </w:drawing>
       </w:r>
     </w:p>
+    <w:p/>
     <w:p>
       <w:pPr>
         <w:rPr>
-          <w:rFonts w:hint="eastAsia"/>
-        </w:rPr>
-      </w:pPr>
-    </w:p>
-    <w:p>
-      <w:pPr>
-        <w:rPr>
-          <w:rFonts w:hint="eastAsia"/>
           <w:b/>
           <w:bCs/>
           <w:i/>
@@ -126,16 +111,175 @@
       </w:r>
     </w:p>
     <w:p>
-      <w:pPr>
-        <w:rPr>
-          <w:rFonts w:hint="eastAsia"/>
-        </w:rPr>
-      </w:pPr>
       <w:r>
         <w:rPr>
           <w:rFonts w:hint="eastAsia"/>
         </w:rPr>
         <w:t>Thursday 6 February 2025</w:t>
+      </w:r>
+    </w:p>
+    <w:p>
+      <w:r>
+        <w:rPr>
+          <w:rFonts w:hint="eastAsia"/>
+        </w:rPr>
+        <w:t xml:space="preserve">Chinese Spring Festival finally came to an end and I started working after a ten-day holiday. </w:t>
+      </w:r>
+      <w:r>
+        <w:rPr>
+          <w:rFonts w:hint="eastAsia"/>
+        </w:rPr>
+        <w:t xml:space="preserve">Although the Chinese New year tranditionally ends on the fifteenth day of the first month of Lunar </w:t>
+      </w:r>
+      <w:r>
+        <w:rPr>
+          <w:rFonts w:hint="eastAsia"/>
+          <w:strike/>
+        </w:rPr>
+        <w:t>Calendar</w:t>
+      </w:r>
+      <w:r>
+        <w:rPr>
+          <w:rFonts w:hint="eastAsia"/>
+        </w:rPr>
+        <w:t xml:space="preserve"> (year)</w:t>
+      </w:r>
+      <w:r>
+        <w:rPr>
+          <w:rFonts w:hint="eastAsia"/>
+        </w:rPr>
+        <w:t xml:space="preserve"> in China, we have to start work one week earlier than it </w:t>
+      </w:r>
+      <w:r>
+        <w:rPr>
+          <w:rFonts w:hint="eastAsia"/>
+          <w:strike/>
+        </w:rPr>
+        <w:t>by</w:t>
+      </w:r>
+      <w:r>
+        <w:rPr>
+          <w:rFonts w:hint="eastAsia"/>
+        </w:rPr>
+        <w:t xml:space="preserve"> (because of)</w:t>
+      </w:r>
+      <w:r>
+        <w:rPr>
+          <w:rFonts w:hint="eastAsia"/>
+        </w:rPr>
+        <w:t xml:space="preserve"> the notorious labour law which is widely </w:t>
+      </w:r>
+      <w:r>
+        <w:rPr>
+          <w:rFonts w:hint="eastAsia"/>
+        </w:rPr>
+        <w:lastRenderedPageBreak/>
+        <w:t xml:space="preserve">condemed </w:t>
+      </w:r>
+      <w:r>
+        <w:rPr>
+          <w:rFonts w:hint="eastAsia"/>
+          <w:strike/>
+        </w:rPr>
+        <w:t>around</w:t>
+      </w:r>
+      <w:r>
+        <w:rPr>
+          <w:rFonts w:hint="eastAsia"/>
+        </w:rPr>
+        <w:t xml:space="preserve"> (among)</w:t>
+      </w:r>
+      <w:r>
+        <w:rPr>
+          <w:rFonts w:hint="eastAsia"/>
+        </w:rPr>
+        <w:t xml:space="preserve"> considerable number of employees.</w:t>
+      </w:r>
+      <w:r>
+        <w:rPr>
+          <w:rFonts w:hint="eastAsia"/>
+        </w:rPr>
+        <w:t xml:space="preserve"> </w:t>
+      </w:r>
+      <w:r>
+        <w:rPr>
+          <w:rFonts w:hint="eastAsia"/>
+        </w:rPr>
+        <w:t xml:space="preserve">Advisers in </w:t>
+      </w:r>
+      <w:r>
+        <w:rPr>
+          <w:rFonts w:hint="eastAsia"/>
+        </w:rPr>
+        <w:t xml:space="preserve">the central </w:t>
+      </w:r>
+      <w:r>
+        <w:rPr>
+          <w:rFonts w:hint="eastAsia"/>
+        </w:rPr>
+        <w:t>govern</w:t>
+      </w:r>
+      <w:r>
+        <w:rPr>
+          <w:rFonts w:hint="eastAsia"/>
+        </w:rPr>
+        <w:t xml:space="preserve">ment of China still satisfied with their clever arrangement by forcing workers to work at weekends to </w:t>
+      </w:r>
+      <w:r>
+        <w:rPr>
+          <w:rFonts w:hint="eastAsia"/>
+          <w:strike/>
+        </w:rPr>
+        <w:t>get</w:t>
+      </w:r>
+      <w:r>
+        <w:rPr>
+          <w:rFonts w:hint="eastAsia"/>
+        </w:rPr>
+        <w:t xml:space="preserve"> (exchange) </w:t>
+      </w:r>
+      <w:r>
+        <w:rPr>
+          <w:rFonts w:hint="eastAsia"/>
+        </w:rPr>
+        <w:t xml:space="preserve"> a longer vocation. </w:t>
+      </w:r>
+      <w:r>
+        <w:rPr>
+          <w:rFonts w:hint="eastAsia"/>
+        </w:rPr>
+        <w:t xml:space="preserve">Many are absolutely exhausted after constantly working for seven </w:t>
+      </w:r>
+      <w:r>
+        <w:rPr>
+          <w:rFonts w:hint="eastAsia"/>
+          <w:strike/>
+        </w:rPr>
+        <w:t>days</w:t>
+      </w:r>
+      <w:r>
+        <w:rPr>
+          <w:rFonts w:hint="eastAsia"/>
+        </w:rPr>
+        <w:t xml:space="preserve"> or even nine days before or after </w:t>
+      </w:r>
+      <w:r>
+        <w:rPr>
+          <w:rFonts w:hint="eastAsia"/>
+        </w:rPr>
+        <w:t xml:space="preserve">a so-called </w:t>
+      </w:r>
+      <w:r>
+        <w:rPr>
+          <w:rFonts w:hint="eastAsia"/>
+        </w:rPr>
+        <w:t xml:space="preserve">longer </w:t>
+      </w:r>
+      <w:r>
+        <w:rPr>
+          <w:rFonts w:hint="eastAsia"/>
+        </w:rPr>
+        <w:t xml:space="preserve">holiday. </w:t>
       </w:r>
     </w:p>
     <w:p>
@@ -148,20 +292,38 @@
         <w:rPr>
           <w:rFonts w:hint="eastAsia"/>
         </w:rPr>
-        <w:t xml:space="preserve">Chinese Spring Festival finally came to an end and I started working after a ten-day holiday. </w:t>
-      </w:r>
-      <w:r>
-        <w:rPr>
-          <w:rFonts w:hint="eastAsia"/>
-        </w:rPr>
-        <w:t xml:space="preserve">Although the Chinese New year tranditionally ends on the fifteenth day of the first month of Lunar Calendar in China, we have to start work one week earlier than it by the notorious labour law which is widely condemed </w:t>
-      </w:r>
-      <w:r>
-        <w:rPr>
-          <w:rFonts w:hint="eastAsia"/>
-        </w:rPr>
-        <w:lastRenderedPageBreak/>
-        <w:t>around considerable number of employees.</w:t>
+        <w:t xml:space="preserve">On the other hand, since I </w:t>
+      </w:r>
+      <w:r>
+        <w:rPr>
+          <w:rFonts w:hint="eastAsia"/>
+        </w:rPr>
+        <w:t>was</w:t>
+      </w:r>
+      <w:r>
+        <w:rPr>
+          <w:rFonts w:hint="eastAsia"/>
+        </w:rPr>
+        <w:t xml:space="preserve"> grown</w:t>
+      </w:r>
+      <w:r>
+        <w:rPr>
+          <w:rFonts w:hint="eastAsia"/>
+        </w:rPr>
+        <w:t>-</w:t>
+      </w:r>
+      <w:r>
+        <w:rPr>
+          <w:rFonts w:hint="eastAsia"/>
+        </w:rPr>
+        <w:t xml:space="preserve">up, I was not so eager to </w:t>
+      </w:r>
+      <w:r>
+        <w:rPr>
+          <w:rFonts w:hint="eastAsia"/>
+          <w:highlight w:val="red"/>
+        </w:rPr>
+        <w:t>celegrate</w:t>
       </w:r>
       <w:r>
         <w:rPr>
@@ -172,153 +334,531 @@
       <w:r>
         <w:rPr>
           <w:rFonts w:hint="eastAsia"/>
-        </w:rPr>
-        <w:t xml:space="preserve">Advisers in </w:t>
-      </w:r>
-      <w:r>
-        <w:rPr>
-          <w:rFonts w:hint="eastAsia"/>
-        </w:rPr>
-        <w:t xml:space="preserve">the central </w:t>
-      </w:r>
-      <w:r>
-        <w:rPr>
-          <w:rFonts w:hint="eastAsia"/>
-        </w:rPr>
-        <w:t>govern</w:t>
-      </w:r>
-      <w:r>
-        <w:rPr>
-          <w:rFonts w:hint="eastAsia"/>
-        </w:rPr>
-        <w:t xml:space="preserve">ment of China still satisfied with their clever arrangement by forcing workers to work at weekends to get a longer vocation. </w:t>
-      </w:r>
-      <w:r>
-        <w:rPr>
-          <w:rFonts w:hint="eastAsia"/>
-        </w:rPr>
-        <w:t xml:space="preserve">Many are absolutely exhausted after constantly working for seven days or even nine days before or after holiday. </w:t>
+          <w:strike/>
+          <w:highlight w:val="darkGray"/>
+        </w:rPr>
+        <w:t>this</w:t>
+      </w:r>
+      <w:r>
+        <w:rPr>
+          <w:rFonts w:hint="eastAsia"/>
+        </w:rPr>
+        <w:t xml:space="preserve"> </w:t>
+      </w:r>
+      <w:r>
+        <w:rPr>
+          <w:rFonts w:hint="eastAsia"/>
+        </w:rPr>
+        <w:t>(</w:t>
+      </w:r>
+      <w:r>
+        <w:rPr>
+          <w:rFonts w:hint="eastAsia"/>
+        </w:rPr>
+        <w:t xml:space="preserve">the) </w:t>
+      </w:r>
+      <w:r>
+        <w:rPr>
+          <w:rFonts w:hint="eastAsia"/>
+        </w:rPr>
+        <w:t>most popular holiday</w:t>
+      </w:r>
+      <w:r>
+        <w:rPr>
+          <w:rFonts w:hint="eastAsia"/>
+        </w:rPr>
+        <w:t xml:space="preserve"> as when I was a child. </w:t>
+      </w:r>
+      <w:r>
+        <w:rPr>
+          <w:rFonts w:hint="eastAsia"/>
+        </w:rPr>
+        <w:t>If my memory serves me right, my paternal grandfather always bought fireworks for me and my younger brother</w:t>
+      </w:r>
+      <w:r>
+        <w:rPr>
+          <w:rFonts w:hint="eastAsia"/>
+        </w:rPr>
+        <w:t xml:space="preserve"> </w:t>
+      </w:r>
+      <w:r>
+        <w:rPr>
+          <w:rFonts w:hint="eastAsia"/>
+          <w:highlight w:val="darkGreen"/>
+        </w:rPr>
+        <w:t>[</w:t>
+      </w:r>
+      <w:r>
+        <w:rPr>
+          <w:rFonts w:hint="eastAsia"/>
+          <w:highlight w:val="darkGreen"/>
+        </w:rPr>
+        <w:t>so we were exhilarated</w:t>
+      </w:r>
+      <w:r>
+        <w:rPr>
+          <w:rFonts w:hint="eastAsia"/>
+          <w:highlight w:val="darkGreen"/>
+        </w:rPr>
+        <w:t xml:space="preserve"> when</w:t>
+      </w:r>
+      <w:r>
+        <w:rPr>
+          <w:rFonts w:hint="eastAsia"/>
+          <w:highlight w:val="darkGreen"/>
+        </w:rPr>
+        <w:t xml:space="preserve"> set</w:t>
+      </w:r>
+      <w:r>
+        <w:rPr>
+          <w:rFonts w:hint="eastAsia"/>
+          <w:highlight w:val="darkGreen"/>
+        </w:rPr>
+        <w:t>ting</w:t>
+      </w:r>
+      <w:r>
+        <w:rPr>
+          <w:rFonts w:hint="eastAsia"/>
+          <w:highlight w:val="darkGreen"/>
+        </w:rPr>
+        <w:t xml:space="preserve"> off firecrackers in the bitterly cold winter evenings</w:t>
+      </w:r>
+      <w:r>
+        <w:rPr>
+          <w:rFonts w:hint="eastAsia"/>
+          <w:highlight w:val="darkGreen"/>
+        </w:rPr>
+        <w:t>]</w:t>
+      </w:r>
+      <w:r>
+        <w:rPr>
+          <w:rFonts w:hint="eastAsia"/>
+        </w:rPr>
+        <w:t xml:space="preserve">. </w:t>
+      </w:r>
+      <w:r>
+        <w:rPr>
+          <w:rFonts w:hint="eastAsia"/>
+        </w:rPr>
+        <w:t xml:space="preserve">I felt a pang of nostalgia when I was writing </w:t>
+      </w:r>
+      <w:r>
+        <w:rPr>
+          <w:rFonts w:hint="eastAsia"/>
+        </w:rPr>
+        <w:t>something about him</w:t>
+      </w:r>
+      <w:r>
+        <w:rPr>
+          <w:rFonts w:hint="eastAsia"/>
+        </w:rPr>
+        <w:t xml:space="preserve"> (Who is him? Is he My brother or grandpa?)</w:t>
+      </w:r>
+      <w:r>
+        <w:rPr>
+          <w:rFonts w:hint="eastAsia"/>
+        </w:rPr>
+        <w:t xml:space="preserve">. </w:t>
+      </w:r>
+      <w:r>
+        <w:rPr>
+          <w:rFonts w:hint="eastAsia"/>
+        </w:rPr>
+        <w:t xml:space="preserve">In addition, children could receive </w:t>
+      </w:r>
+      <w:r>
+        <w:rPr>
+          <w:rFonts w:hint="eastAsia"/>
+          <w:highlight w:val="red"/>
+        </w:rPr>
+        <w:t>read</w:t>
+      </w:r>
+      <w:r>
+        <w:rPr>
+          <w:rFonts w:hint="eastAsia"/>
+        </w:rPr>
+        <w:t>(red)</w:t>
+      </w:r>
+      <w:r>
+        <w:rPr>
+          <w:rFonts w:hint="eastAsia"/>
+        </w:rPr>
+        <w:t xml:space="preserve"> packets </w:t>
+      </w:r>
+      <w:r>
+        <w:rPr>
+          <w:rFonts w:hint="eastAsia"/>
+          <w:strike/>
+        </w:rPr>
+        <w:t>, in which money was</w:t>
+      </w:r>
+      <w:r>
+        <w:rPr>
+          <w:rFonts w:hint="eastAsia"/>
+          <w:strike/>
+        </w:rPr>
+        <w:t xml:space="preserve"> put,</w:t>
+      </w:r>
+      <w:r>
+        <w:rPr>
+          <w:rFonts w:hint="eastAsia"/>
+        </w:rPr>
+        <w:t xml:space="preserve"> from their elderlies; that</w:t>
+      </w:r>
+      <w:r>
+        <w:rPr>
+          <w:rFonts w:hint="eastAsia"/>
+        </w:rPr>
+        <w:t xml:space="preserve"> (money)</w:t>
+      </w:r>
+      <w:r>
+        <w:rPr>
+          <w:rFonts w:hint="eastAsia"/>
+        </w:rPr>
+        <w:t xml:space="preserve"> was a substantial amount for </w:t>
+      </w:r>
+      <w:r>
+        <w:rPr>
+          <w:rFonts w:hint="eastAsia"/>
+          <w:strike/>
+        </w:rPr>
+        <w:t>us</w:t>
+      </w:r>
+      <w:r>
+        <w:rPr>
+          <w:rFonts w:hint="eastAsia"/>
+        </w:rPr>
+        <w:t xml:space="preserve"> (children)</w:t>
+      </w:r>
+      <w:r>
+        <w:rPr>
+          <w:rFonts w:hint="eastAsia"/>
+        </w:rPr>
+        <w:t xml:space="preserve"> </w:t>
+      </w:r>
+      <w:r>
+        <w:rPr>
+          <w:rFonts w:hint="eastAsia"/>
+        </w:rPr>
+        <w:t xml:space="preserve">in the 1990s. Unfortunately, we had to hand it over to our parents and </w:t>
+      </w:r>
+      <w:r>
+        <w:rPr>
+          <w:rFonts w:hint="eastAsia"/>
+          <w:strike/>
+        </w:rPr>
+        <w:t xml:space="preserve">only </w:t>
+      </w:r>
+      <w:r>
+        <w:rPr>
+          <w:rFonts w:hint="eastAsia"/>
+        </w:rPr>
+        <w:t>could</w:t>
+      </w:r>
+      <w:r>
+        <w:rPr>
+          <w:rFonts w:hint="eastAsia"/>
+        </w:rPr>
+        <w:t xml:space="preserve"> </w:t>
+      </w:r>
+      <w:r>
+        <w:rPr>
+          <w:rFonts w:hint="eastAsia"/>
+          <w:highlight w:val="cyan"/>
+        </w:rPr>
+        <w:t>[only]</w:t>
+      </w:r>
+      <w:r>
+        <w:rPr>
+          <w:rFonts w:hint="eastAsia"/>
+        </w:rPr>
+        <w:t xml:space="preserve"> keep </w:t>
+      </w:r>
+      <w:r>
+        <w:rPr>
+          <w:rFonts w:hint="eastAsia"/>
+          <w:strike/>
+        </w:rPr>
+        <w:t>a little of it</w:t>
+      </w:r>
+      <w:r>
+        <w:rPr>
+          <w:rFonts w:hint="eastAsia"/>
+          <w:strike/>
+        </w:rPr>
+        <w:t xml:space="preserve"> </w:t>
+      </w:r>
+      <w:r>
+        <w:rPr>
+          <w:rFonts w:hint="eastAsia"/>
+        </w:rPr>
+        <w:t>(a minute amount of it)</w:t>
+      </w:r>
+      <w:r>
+        <w:rPr>
+          <w:rFonts w:hint="eastAsia"/>
+        </w:rPr>
+        <w:t xml:space="preserve">. </w:t>
+      </w:r>
+      <w:r>
+        <w:rPr>
+          <w:rFonts w:hint="eastAsia"/>
+        </w:rPr>
+        <w:t>Whereas, we still felt thoroughly exhilariting</w:t>
+      </w:r>
+      <w:r>
+        <w:rPr>
+          <w:rFonts w:hint="eastAsia"/>
+        </w:rPr>
+        <w:t xml:space="preserve"> </w:t>
+      </w:r>
+      <w:r>
+        <w:rPr>
+          <w:rFonts w:hint="eastAsia"/>
+          <w:highlight w:val="cyan"/>
+        </w:rPr>
+        <w:t>[because]</w:t>
+      </w:r>
+      <w:r>
+        <w:rPr>
+          <w:rFonts w:hint="eastAsia"/>
+        </w:rPr>
+        <w:t xml:space="preserve"> not only </w:t>
+      </w:r>
+      <w:r>
+        <w:rPr>
+          <w:rFonts w:hint="eastAsia"/>
+          <w:strike/>
+        </w:rPr>
+        <w:t xml:space="preserve">because </w:t>
+      </w:r>
+      <w:r>
+        <w:rPr>
+          <w:rFonts w:hint="eastAsia"/>
+        </w:rPr>
+        <w:t xml:space="preserve"> could </w:t>
+      </w:r>
+      <w:r>
+        <w:rPr>
+          <w:rFonts w:hint="eastAsia"/>
+        </w:rPr>
+        <w:t xml:space="preserve">we </w:t>
+      </w:r>
+      <w:r>
+        <w:rPr>
+          <w:rFonts w:hint="eastAsia"/>
+          <w:strike/>
+        </w:rPr>
+        <w:t>could</w:t>
+      </w:r>
+      <w:r>
+        <w:rPr>
+          <w:rFonts w:hint="eastAsia"/>
+        </w:rPr>
+        <w:t xml:space="preserve"> buy candies, biscuits and firecrackers</w:t>
+      </w:r>
+      <w:r>
+        <w:rPr>
+          <w:rFonts w:hint="eastAsia"/>
+        </w:rPr>
+        <w:t>, but also we could play on crowded streets</w:t>
+      </w:r>
+      <w:r>
+        <w:rPr>
+          <w:rFonts w:hint="eastAsia"/>
+        </w:rPr>
+        <w:t xml:space="preserve"> or </w:t>
+      </w:r>
+      <w:r>
+        <w:rPr>
+          <w:rFonts w:hint="eastAsia"/>
+        </w:rPr>
+        <w:t xml:space="preserve">on secluded </w:t>
+      </w:r>
+      <w:r>
+        <w:rPr>
+          <w:rFonts w:hint="eastAsia"/>
+        </w:rPr>
+        <w:t>wild land</w:t>
+      </w:r>
+      <w:r>
+        <w:rPr>
+          <w:rFonts w:hint="eastAsia"/>
+        </w:rPr>
+        <w:t xml:space="preserve"> without worrying all the miserable obstacles </w:t>
+      </w:r>
+      <w:r>
+        <w:rPr>
+          <w:rFonts w:hint="eastAsia"/>
+          <w:strike/>
+        </w:rPr>
+        <w:t>in the world of adult</w:t>
+      </w:r>
+      <w:r>
+        <w:rPr>
+          <w:rFonts w:hint="eastAsia"/>
+          <w:strike/>
+        </w:rPr>
+        <w:t>s</w:t>
+      </w:r>
+      <w:r>
+        <w:rPr>
+          <w:rFonts w:hint="eastAsia"/>
+          <w:strike/>
+        </w:rPr>
+        <w:t xml:space="preserve"> </w:t>
+      </w:r>
+      <w:r>
+        <w:rPr>
+          <w:rFonts w:hint="eastAsia"/>
+          <w:highlight w:val="cyan"/>
+        </w:rPr>
+        <w:t>[in the adult world]</w:t>
+      </w:r>
+      <w:r>
+        <w:rPr>
+          <w:rFonts w:hint="eastAsia"/>
+        </w:rPr>
+        <w:t>.</w:t>
+      </w:r>
+      <w:r>
+        <w:rPr>
+          <w:rFonts w:hint="eastAsia"/>
+        </w:rPr>
+        <w:t xml:space="preserve"> </w:t>
+      </w:r>
+      <w:r>
+        <w:rPr>
+          <w:rFonts w:hint="eastAsia"/>
+        </w:rPr>
+        <w:t xml:space="preserve"> </w:t>
       </w:r>
     </w:p>
     <w:p>
       <w:pPr>
         <w:rPr>
           <w:rFonts w:hint="eastAsia"/>
+          <w:b/>
+          <w:i/>
         </w:rPr>
       </w:pPr>
       <w:r>
         <w:rPr>
           <w:rFonts w:hint="eastAsia"/>
-        </w:rPr>
-        <w:t xml:space="preserve">On the other hand, since I </w:t>
-      </w:r>
-      <w:r>
-        <w:rPr>
-          <w:rFonts w:hint="eastAsia"/>
-        </w:rPr>
-        <w:t>was</w:t>
-      </w:r>
-      <w:r>
-        <w:rPr>
-          <w:rFonts w:hint="eastAsia"/>
-        </w:rPr>
-        <w:t xml:space="preserve"> grown</w:t>
-      </w:r>
-      <w:r>
-        <w:rPr>
-          <w:rFonts w:hint="eastAsia"/>
-        </w:rPr>
-        <w:t>-</w:t>
-      </w:r>
-      <w:r>
-        <w:rPr>
-          <w:rFonts w:hint="eastAsia"/>
-        </w:rPr>
-        <w:t>up, I was not so eager to celegrate this most popular holiday</w:t>
-      </w:r>
-      <w:r>
-        <w:rPr>
-          <w:rFonts w:hint="eastAsia"/>
-        </w:rPr>
-        <w:t xml:space="preserve"> as when I was a child. </w:t>
-      </w:r>
-      <w:r>
-        <w:rPr>
-          <w:rFonts w:hint="eastAsia"/>
-        </w:rPr>
-        <w:t>If my memory serves me right, my paternal grandfather always bought fireworks for me and my younger brother</w:t>
-      </w:r>
-      <w:r>
-        <w:rPr>
-          <w:rFonts w:hint="eastAsia"/>
-        </w:rPr>
-        <w:t xml:space="preserve">. </w:t>
-      </w:r>
-      <w:r>
-        <w:rPr>
-          <w:rFonts w:hint="eastAsia"/>
-        </w:rPr>
-        <w:t xml:space="preserve">I felt a pang of nostalgia when I was writing </w:t>
-      </w:r>
-      <w:r>
-        <w:rPr>
-          <w:rFonts w:hint="eastAsia"/>
-        </w:rPr>
-        <w:t xml:space="preserve">something about him. </w:t>
-      </w:r>
-      <w:r>
-        <w:rPr>
-          <w:rFonts w:hint="eastAsia"/>
-        </w:rPr>
-        <w:t xml:space="preserve">In addition, children could receive read packets, in which money is put, from their elderlies; that was a substantial amount for us in the 1990s. Unfortunately, we had to hand it over to our parents and only could keep a little of it. </w:t>
-      </w:r>
-      <w:r>
-        <w:rPr>
-          <w:rFonts w:hint="eastAsia"/>
-        </w:rPr>
-        <w:t>Whereas, we still felt thoroughly exhilariting not only because we could buy candies, biscuits and firecrackers</w:t>
-      </w:r>
-      <w:r>
-        <w:rPr>
-          <w:rFonts w:hint="eastAsia"/>
-        </w:rPr>
-        <w:t>, but also we could play on crowded streets</w:t>
-      </w:r>
-      <w:r>
-        <w:rPr>
-          <w:rFonts w:hint="eastAsia"/>
-        </w:rPr>
-        <w:t xml:space="preserve"> or </w:t>
-      </w:r>
-      <w:r>
-        <w:rPr>
-          <w:rFonts w:hint="eastAsia"/>
-        </w:rPr>
-        <w:t xml:space="preserve">on secluded </w:t>
-      </w:r>
-      <w:r>
-        <w:rPr>
-          <w:rFonts w:hint="eastAsia"/>
-        </w:rPr>
-        <w:t>wild land</w:t>
-      </w:r>
-      <w:r>
-        <w:rPr>
-          <w:rFonts w:hint="eastAsia"/>
-        </w:rPr>
-        <w:t xml:space="preserve"> without worrying all the miserable obstacles in the world of adult</w:t>
-      </w:r>
-      <w:r>
-        <w:rPr>
-          <w:rFonts w:hint="eastAsia"/>
-        </w:rPr>
-        <w:t>s</w:t>
-      </w:r>
-      <w:r>
-        <w:rPr>
-          <w:rFonts w:hint="eastAsia"/>
-        </w:rPr>
-        <w:t>.</w:t>
+          <w:b/>
+          <w:i/>
+        </w:rPr>
+        <w:t>Improved by me</w:t>
+      </w:r>
+    </w:p>
+    <w:p>
+      <w:pPr>
+        <w:rPr>
+          <w:rFonts w:hint="eastAsia"/>
+        </w:rPr>
+      </w:pPr>
+      <w:r>
+        <w:rPr>
+          <w:rFonts w:hint="eastAsia"/>
+        </w:rPr>
+        <w:t>The longest vocation of a year, the Chinese New Year, finally came to an end</w:t>
+      </w:r>
+      <w:r>
+        <w:rPr>
+          <w:rFonts w:hint="eastAsia"/>
+        </w:rPr>
+        <w:t xml:space="preserve"> and I had to start work. </w:t>
+      </w:r>
+      <w:r>
+        <w:rPr>
+          <w:rFonts w:hint="eastAsia"/>
+        </w:rPr>
+        <w:t xml:space="preserve">Although it should be ended on the fifteenth day of Chinese Lunar Year, we were forced to come back to offices by the notorious labour law which is widely condemed among considerable number of empolyees. </w:t>
+      </w:r>
+    </w:p>
+    <w:p>
+      <w:pPr>
+        <w:rPr>
+          <w:rFonts w:hint="eastAsia"/>
+        </w:rPr>
+      </w:pPr>
+      <w:r>
+        <w:rPr>
+          <w:rFonts w:hint="eastAsia"/>
+        </w:rPr>
+        <w:t xml:space="preserve">By the way, the founder of Alibaba, Jack Ma, even paid tributed to the trend of </w:t>
+      </w:r>
+      <w:r>
+        <w:t>“</w:t>
+      </w:r>
+      <w:r>
+        <w:rPr>
+          <w:rFonts w:hint="eastAsia"/>
+        </w:rPr>
+        <w:t>996</w:t>
+      </w:r>
+      <w:r>
+        <w:t>”</w:t>
+      </w:r>
+      <w:r>
+        <w:rPr>
+          <w:rFonts w:hint="eastAsia"/>
+        </w:rPr>
+        <w:t xml:space="preserve">, which is a term coined on the Internet to refer to that working from 9 a.m. to 9 p.m. six days a week. </w:t>
+      </w:r>
+      <w:r>
+        <w:rPr>
+          <w:rFonts w:hint="eastAsia"/>
+        </w:rPr>
+        <w:t xml:space="preserve">The think tank of Chinese central government </w:t>
+      </w:r>
+      <w:r>
+        <w:rPr>
+          <w:rFonts w:hint="eastAsia"/>
+        </w:rPr>
+        <w:t>deceitful</w:t>
+      </w:r>
+      <w:r>
+        <w:rPr>
+          <w:rFonts w:hint="eastAsia"/>
+        </w:rPr>
+        <w:t xml:space="preserve">ly </w:t>
+      </w:r>
+      <w:r>
+        <w:rPr>
+          <w:rFonts w:hint="eastAsia"/>
+        </w:rPr>
+        <w:t xml:space="preserve">carried out a manoeuvre by forcing employees to work at weekends to trade for a longer holiday. </w:t>
+      </w:r>
+      <w:r>
+        <w:rPr>
+          <w:rFonts w:hint="eastAsia"/>
+        </w:rPr>
+        <w:t xml:space="preserve">Apparently, these elites treat ordinary people as the dumpist </w:t>
+      </w:r>
+      <w:r>
+        <w:rPr>
+          <w:rFonts w:hint="eastAsia"/>
+        </w:rPr>
+        <w:t>livestock</w:t>
+      </w:r>
+      <w:r>
+        <w:rPr>
+          <w:rFonts w:hint="eastAsia"/>
+        </w:rPr>
+        <w:t xml:space="preserve"> by encou</w:t>
+      </w:r>
+      <w:r>
+        <w:rPr>
+          <w:rFonts w:hint="eastAsia"/>
+        </w:rPr>
+        <w:t>raging</w:t>
+      </w:r>
+      <w:r>
+        <w:rPr>
+          <w:rFonts w:hint="eastAsia"/>
+        </w:rPr>
+        <w:t xml:space="preserve"> them to work hard overtime with ridiculous low salary.</w:t>
       </w:r>
       <w:r>
         <w:rPr>
@@ -330,9 +870,61 @@
         <w:rPr>
           <w:rFonts w:hint="eastAsia"/>
         </w:rPr>
-        <w:t xml:space="preserve"> </w:t>
+        <w:t xml:space="preserve">If you read a novel entitled </w:t>
+      </w:r>
+      <w:r>
+        <w:t>“</w:t>
+      </w:r>
+      <w:r>
+        <w:rPr>
+          <w:rFonts w:hint="eastAsia"/>
+        </w:rPr>
+        <w:t>Animal Farm</w:t>
+      </w:r>
+      <w:r>
+        <w:t>”</w:t>
+      </w:r>
+      <w:r>
+        <w:rPr>
+          <w:rFonts w:hint="eastAsia"/>
+        </w:rPr>
+        <w:t xml:space="preserve"> written by Geroge Orwell, you could understand what </w:t>
+      </w:r>
+      <w:r>
+        <w:rPr>
+          <w:rFonts w:hint="eastAsia"/>
+        </w:rPr>
+        <w:t xml:space="preserve">I </w:t>
+      </w:r>
+      <w:r>
+        <w:rPr>
+          <w:rFonts w:hint="eastAsia"/>
+        </w:rPr>
+        <w:t xml:space="preserve">have </w:t>
+      </w:r>
+      <w:r>
+        <w:rPr>
+          <w:rFonts w:hint="eastAsia"/>
+        </w:rPr>
+        <w:t xml:space="preserve">said. </w:t>
       </w:r>
     </w:p>
+    <w:p>
+      <w:pPr>
+        <w:rPr>
+          <w:rFonts w:hint="eastAsia"/>
+        </w:rPr>
+      </w:pPr>
+      <w:r>
+        <w:rPr>
+          <w:rFonts w:hint="eastAsia"/>
+        </w:rPr>
+        <w:t xml:space="preserve">Whereas, I should enjoy being with my families during the Spring festival even though I was not eager to celebrate it when I was grown-up. </w:t>
+      </w:r>
+      <w:bookmarkStart w:id="0" w:name="_GoBack"/>
+      <w:bookmarkEnd w:id="0"/>
+    </w:p>
+    <w:p/>
     <w:sectPr>
       <w:pgSz w:w="11906" w:h="16838"/>
       <w:pgMar w:top="1440" w:right="1800" w:bottom="1440" w:left="1800" w:header="851" w:footer="992" w:gutter="0"/>
@@ -344,14 +936,11 @@
 </file>
 
 <file path=word/endnotes.xml><?xml version="1.0" encoding="utf-8"?>
-<w:endnotes xmlns:wpc="http://schemas.microsoft.com/office/word/2010/wordprocessingCanvas" xmlns:cx="http://schemas.microsoft.com/office/drawing/2014/chartex" xmlns:cx1="http://schemas.microsoft.com/office/drawing/2015/9/8/chartex" xmlns:cx2="http://schemas.microsoft.com/office/drawing/2015/10/21/chartex" xmlns:cx3="http://schemas.microsoft.com/office/drawing/2016/5/9/chartex" xmlns:cx4="http://schemas.microsoft.com/office/drawing/2016/5/10/chartex" xmlns:cx5="http://schemas.microsoft.com/office/drawing/2016/5/11/chartex" xmlns:cx6="http://schemas.microsoft.com/office/drawing/2016/5/12/chartex" xmlns:cx7="http://schemas.microsoft.com/office/drawing/2016/5/13/chartex" xmlns:cx8="http://schemas.microsoft.com/office/drawing/2016/5/14/chartex" xmlns:mc="http://schemas.openxmlformats.org/markup-compatibility/2006" xmlns:aink="http://schemas.microsoft.com/office/drawing/2016/ink" xmlns:am3d="http://schemas.microsoft.com/office/drawing/2017/model3d" xmlns:o="urn:schemas-microsoft-com:office:office" xmlns:oel="http://schemas.microsoft.com/office/2019/extlst" xmlns:r="http://schemas.openxmlformats.org/officeDocument/2006/relationships" xmlns:m="http://schemas.openxmlformats.org/officeDocument/2006/math" xmlns:v="urn:schemas-microsoft-com:vml" xmlns:wp14="http://schemas.microsoft.com/office/word/2010/wordprocessingDrawing" xmlns:wp="http://schemas.openxmlformats.org/drawingml/2006/wordprocessingDrawing" xmlns:w10="urn:schemas-microsoft-com:office:word" xmlns:w="http://schemas.openxmlformats.org/wordprocessingml/2006/main" xmlns:w14="http://schemas.microsoft.com/office/word/2010/wordml" xmlns:w15="http://schemas.microsoft.com/office/word/2012/wordml" xmlns:w16cex="http://schemas.microsoft.com/office/word/2018/wordml/cex" xmlns:w16cid="http://schemas.microsoft.com/office/word/2016/wordml/cid" xmlns:w16="http://schemas.microsoft.com/office/word/2018/wordml" xmlns:w16du="http://schemas.microsoft.com/office/word/2023/wordml/word16du" xmlns:w16sdtdh="http://schemas.microsoft.com/office/word/2020/wordml/sdtdatahash" xmlns:w16sdtfl="http://schemas.microsoft.com/office/word/2024/wordml/sdtformatlock" xmlns:w16se="http://schemas.microsoft.com/office/word/2015/wordml/symex" xmlns:wpg="http://schemas.microsoft.com/office/word/2010/wordprocessingGroup" xmlns:wpi="http://schemas.microsoft.com/office/word/2010/wordprocessingInk" xmlns:wne="http://schemas.microsoft.com/office/word/2006/wordml" xmlns:wps="http://schemas.microsoft.com/office/word/2010/wordprocessingShape" mc:Ignorable="w14 w15 w16se w16cid w16 w16cex w16sdtdh w16sdtfl w16du wp14">
+<w:endnotes xmlns:wpc="http://schemas.microsoft.com/office/word/2010/wordprocessingCanvas" xmlns:mc="http://schemas.openxmlformats.org/markup-compatibility/2006" xmlns:o="urn:schemas-microsoft-com:office:office" xmlns:r="http://schemas.openxmlformats.org/officeDocument/2006/relationships" xmlns:m="http://schemas.openxmlformats.org/officeDocument/2006/math" xmlns:v="urn:schemas-microsoft-com:vml" xmlns:wp14="http://schemas.microsoft.com/office/word/2010/wordprocessingDrawing" xmlns:wp="http://schemas.openxmlformats.org/drawingml/2006/wordprocessingDrawing" xmlns:w10="urn:schemas-microsoft-com:office:word" xmlns:w="http://schemas.openxmlformats.org/wordprocessingml/2006/main" xmlns:w14="http://schemas.microsoft.com/office/word/2010/wordml" xmlns:wpg="http://schemas.microsoft.com/office/word/2010/wordprocessingGroup" xmlns:wpi="http://schemas.microsoft.com/office/word/2010/wordprocessingInk" xmlns:wne="http://schemas.microsoft.com/office/word/2006/wordml" xmlns:wps="http://schemas.microsoft.com/office/word/2010/wordprocessingShape" mc:Ignorable="w14 wp14">
   <w:endnote w:type="separator" w:id="-1">
     <w:p>
       <w:pPr>
         <w:spacing w:after="0" w:line="240" w:lineRule="auto"/>
-        <w:rPr>
-          <w:rFonts w:hint="eastAsia"/>
-        </w:rPr>
       </w:pPr>
       <w:r>
         <w:separator/>
@@ -362,9 +951,6 @@
     <w:p>
       <w:pPr>
         <w:spacing w:after="0" w:line="240" w:lineRule="auto"/>
-        <w:rPr>
-          <w:rFonts w:hint="eastAsia"/>
-        </w:rPr>
       </w:pPr>
       <w:r>
         <w:continuationSeparator/>
@@ -375,14 +961,11 @@
 </file>
 
 <file path=word/footnotes.xml><?xml version="1.0" encoding="utf-8"?>
-<w:footnotes xmlns:wpc="http://schemas.microsoft.com/office/word/2010/wordprocessingCanvas" xmlns:cx="http://schemas.microsoft.com/office/drawing/2014/chartex" xmlns:cx1="http://schemas.microsoft.com/office/drawing/2015/9/8/chartex" xmlns:cx2="http://schemas.microsoft.com/office/drawing/2015/10/21/chartex" xmlns:cx3="http://schemas.microsoft.com/office/drawing/2016/5/9/chartex" xmlns:cx4="http://schemas.microsoft.com/office/drawing/2016/5/10/chartex" xmlns:cx5="http://schemas.microsoft.com/office/drawing/2016/5/11/chartex" xmlns:cx6="http://schemas.microsoft.com/office/drawing/2016/5/12/chartex" xmlns:cx7="http://schemas.microsoft.com/office/drawing/2016/5/13/chartex" xmlns:cx8="http://schemas.microsoft.com/office/drawing/2016/5/14/chartex" xmlns:mc="http://schemas.openxmlformats.org/markup-compatibility/2006" xmlns:aink="http://schemas.microsoft.com/office/drawing/2016/ink" xmlns:am3d="http://schemas.microsoft.com/office/drawing/2017/model3d" xmlns:o="urn:schemas-microsoft-com:office:office" xmlns:oel="http://schemas.microsoft.com/office/2019/extlst" xmlns:r="http://schemas.openxmlformats.org/officeDocument/2006/relationships" xmlns:m="http://schemas.openxmlformats.org/officeDocument/2006/math" xmlns:v="urn:schemas-microsoft-com:vml" xmlns:wp14="http://schemas.microsoft.com/office/word/2010/wordprocessingDrawing" xmlns:wp="http://schemas.openxmlformats.org/drawingml/2006/wordprocessingDrawing" xmlns:w10="urn:schemas-microsoft-com:office:word" xmlns:w="http://schemas.openxmlformats.org/wordprocessingml/2006/main" xmlns:w14="http://schemas.microsoft.com/office/word/2010/wordml" xmlns:w15="http://schemas.microsoft.com/office/word/2012/wordml" xmlns:w16cex="http://schemas.microsoft.com/office/word/2018/wordml/cex" xmlns:w16cid="http://schemas.microsoft.com/office/word/2016/wordml/cid" xmlns:w16="http://schemas.microsoft.com/office/word/2018/wordml" xmlns:w16du="http://schemas.microsoft.com/office/word/2023/wordml/word16du" xmlns:w16sdtdh="http://schemas.microsoft.com/office/word/2020/wordml/sdtdatahash" xmlns:w16sdtfl="http://schemas.microsoft.com/office/word/2024/wordml/sdtformatlock" xmlns:w16se="http://schemas.microsoft.com/office/word/2015/wordml/symex" xmlns:wpg="http://schemas.microsoft.com/office/word/2010/wordprocessingGroup" xmlns:wpi="http://schemas.microsoft.com/office/word/2010/wordprocessingInk" xmlns:wne="http://schemas.microsoft.com/office/word/2006/wordml" xmlns:wps="http://schemas.microsoft.com/office/word/2010/wordprocessingShape" mc:Ignorable="w14 w15 w16se w16cid w16 w16cex w16sdtdh w16sdtfl w16du wp14">
+<w:footnotes xmlns:wpc="http://schemas.microsoft.com/office/word/2010/wordprocessingCanvas" xmlns:mc="http://schemas.openxmlformats.org/markup-compatibility/2006" xmlns:o="urn:schemas-microsoft-com:office:office" xmlns:r="http://schemas.openxmlformats.org/officeDocument/2006/relationships" xmlns:m="http://schemas.openxmlformats.org/officeDocument/2006/math" xmlns:v="urn:schemas-microsoft-com:vml" xmlns:wp14="http://schemas.microsoft.com/office/word/2010/wordprocessingDrawing" xmlns:wp="http://schemas.openxmlformats.org/drawingml/2006/wordprocessingDrawing" xmlns:w10="urn:schemas-microsoft-com:office:word" xmlns:w="http://schemas.openxmlformats.org/wordprocessingml/2006/main" xmlns:w14="http://schemas.microsoft.com/office/word/2010/wordml" xmlns:wpg="http://schemas.microsoft.com/office/word/2010/wordprocessingGroup" xmlns:wpi="http://schemas.microsoft.com/office/word/2010/wordprocessingInk" xmlns:wne="http://schemas.microsoft.com/office/word/2006/wordml" xmlns:wps="http://schemas.microsoft.com/office/word/2010/wordprocessingShape" mc:Ignorable="w14 wp14">
   <w:footnote w:type="separator" w:id="-1">
     <w:p>
       <w:pPr>
         <w:spacing w:after="0" w:line="240" w:lineRule="auto"/>
-        <w:rPr>
-          <w:rFonts w:hint="eastAsia"/>
-        </w:rPr>
       </w:pPr>
       <w:r>
         <w:separator/>
@@ -393,9 +976,6 @@
     <w:p>
       <w:pPr>
         <w:spacing w:after="0" w:line="240" w:lineRule="auto"/>
-        <w:rPr>
-          <w:rFonts w:hint="eastAsia"/>
-        </w:rPr>
       </w:pPr>
       <w:r>
         <w:continuationSeparator/>
@@ -406,7 +986,7 @@
 </file>
 
 <file path=word/styles.xml><?xml version="1.0" encoding="utf-8"?>
-<w:styles xmlns:mc="http://schemas.openxmlformats.org/markup-compatibility/2006" xmlns:r="http://schemas.openxmlformats.org/officeDocument/2006/relationships" xmlns:w="http://schemas.openxmlformats.org/wordprocessingml/2006/main" xmlns:w14="http://schemas.microsoft.com/office/word/2010/wordml" xmlns:w15="http://schemas.microsoft.com/office/word/2012/wordml" xmlns:w16cex="http://schemas.microsoft.com/office/word/2018/wordml/cex" xmlns:w16cid="http://schemas.microsoft.com/office/word/2016/wordml/cid" xmlns:w16="http://schemas.microsoft.com/office/word/2018/wordml" xmlns:w16du="http://schemas.microsoft.com/office/word/2023/wordml/word16du" xmlns:w16sdtdh="http://schemas.microsoft.com/office/word/2020/wordml/sdtdatahash" xmlns:w16sdtfl="http://schemas.microsoft.com/office/word/2024/wordml/sdtformatlock" xmlns:w16se="http://schemas.microsoft.com/office/word/2015/wordml/symex" mc:Ignorable="w14 w15 w16se w16cid w16 w16cex w16sdtdh w16sdtfl w16du">
+<w:styles xmlns:mc="http://schemas.openxmlformats.org/markup-compatibility/2006" xmlns:r="http://schemas.openxmlformats.org/officeDocument/2006/relationships" xmlns:w="http://schemas.openxmlformats.org/wordprocessingml/2006/main" xmlns:w14="http://schemas.microsoft.com/office/word/2010/wordml" mc:Ignorable="w14">
   <w:docDefaults>
     <w:rPrDefault>
       <w:rPr>
@@ -424,383 +1004,144 @@
       </w:pPr>
     </w:pPrDefault>
   </w:docDefaults>
-  <w:latentStyles w:defLockedState="0" w:defUIPriority="99" w:defSemiHidden="0" w:defUnhideWhenUsed="0" w:defQFormat="0" w:count="376">
-    <w:lsdException w:name="Normal" w:uiPriority="0" w:qFormat="1"/>
-    <w:lsdException w:name="heading 1" w:uiPriority="9" w:qFormat="1"/>
-    <w:lsdException w:name="heading 2" w:semiHidden="1" w:uiPriority="9" w:unhideWhenUsed="1" w:qFormat="1"/>
-    <w:lsdException w:name="heading 3" w:semiHidden="1" w:uiPriority="9" w:unhideWhenUsed="1" w:qFormat="1"/>
-    <w:lsdException w:name="heading 4" w:semiHidden="1" w:uiPriority="9" w:unhideWhenUsed="1" w:qFormat="1"/>
-    <w:lsdException w:name="heading 5" w:semiHidden="1" w:uiPriority="9" w:unhideWhenUsed="1" w:qFormat="1"/>
-    <w:lsdException w:name="heading 6" w:semiHidden="1" w:uiPriority="9" w:unhideWhenUsed="1" w:qFormat="1"/>
-    <w:lsdException w:name="heading 7" w:semiHidden="1" w:uiPriority="9" w:unhideWhenUsed="1" w:qFormat="1"/>
-    <w:lsdException w:name="heading 8" w:semiHidden="1" w:uiPriority="9" w:unhideWhenUsed="1" w:qFormat="1"/>
-    <w:lsdException w:name="heading 9" w:semiHidden="1" w:uiPriority="9" w:unhideWhenUsed="1" w:qFormat="1"/>
-    <w:lsdException w:name="index 1" w:semiHidden="1" w:unhideWhenUsed="1"/>
-    <w:lsdException w:name="index 2" w:semiHidden="1" w:unhideWhenUsed="1"/>
-    <w:lsdException w:name="index 3" w:semiHidden="1" w:unhideWhenUsed="1"/>
-    <w:lsdException w:name="index 4" w:semiHidden="1" w:unhideWhenUsed="1"/>
-    <w:lsdException w:name="index 5" w:semiHidden="1" w:unhideWhenUsed="1"/>
-    <w:lsdException w:name="index 6" w:semiHidden="1" w:unhideWhenUsed="1"/>
-    <w:lsdException w:name="index 7" w:semiHidden="1" w:unhideWhenUsed="1"/>
-    <w:lsdException w:name="index 8" w:semiHidden="1" w:unhideWhenUsed="1"/>
-    <w:lsdException w:name="index 9" w:semiHidden="1" w:unhideWhenUsed="1"/>
-    <w:lsdException w:name="toc 1" w:semiHidden="1" w:uiPriority="39" w:unhideWhenUsed="1"/>
-    <w:lsdException w:name="toc 2" w:semiHidden="1" w:uiPriority="39" w:unhideWhenUsed="1"/>
-    <w:lsdException w:name="toc 3" w:semiHidden="1" w:uiPriority="39" w:unhideWhenUsed="1"/>
-    <w:lsdException w:name="toc 4" w:semiHidden="1" w:uiPriority="39" w:unhideWhenUsed="1"/>
-    <w:lsdException w:name="toc 5" w:semiHidden="1" w:uiPriority="39" w:unhideWhenUsed="1"/>
-    <w:lsdException w:name="toc 6" w:semiHidden="1" w:uiPriority="39" w:unhideWhenUsed="1"/>
-    <w:lsdException w:name="toc 7" w:semiHidden="1" w:uiPriority="39" w:unhideWhenUsed="1"/>
-    <w:lsdException w:name="toc 8" w:semiHidden="1" w:uiPriority="39" w:unhideWhenUsed="1"/>
-    <w:lsdException w:name="toc 9" w:semiHidden="1" w:uiPriority="39" w:unhideWhenUsed="1"/>
-    <w:lsdException w:name="Normal Indent" w:semiHidden="1" w:unhideWhenUsed="1"/>
-    <w:lsdException w:name="footnote text" w:semiHidden="1" w:unhideWhenUsed="1"/>
-    <w:lsdException w:name="annotation text" w:semiHidden="1" w:unhideWhenUsed="1"/>
-    <w:lsdException w:name="header" w:semiHidden="1" w:unhideWhenUsed="1"/>
-    <w:lsdException w:name="footer" w:semiHidden="1" w:unhideWhenUsed="1"/>
-    <w:lsdException w:name="index heading" w:semiHidden="1" w:unhideWhenUsed="1"/>
-    <w:lsdException w:name="caption" w:semiHidden="1" w:uiPriority="35" w:unhideWhenUsed="1" w:qFormat="1"/>
-    <w:lsdException w:name="table of figures" w:semiHidden="1" w:unhideWhenUsed="1"/>
-    <w:lsdException w:name="envelope address" w:semiHidden="1" w:unhideWhenUsed="1"/>
-    <w:lsdException w:name="envelope return" w:semiHidden="1" w:unhideWhenUsed="1"/>
-    <w:lsdException w:name="footnote reference" w:semiHidden="1" w:unhideWhenUsed="1"/>
-    <w:lsdException w:name="annotation reference" w:semiHidden="1" w:unhideWhenUsed="1"/>
-    <w:lsdException w:name="line number" w:semiHidden="1" w:unhideWhenUsed="1"/>
-    <w:lsdException w:name="page number" w:semiHidden="1" w:unhideWhenUsed="1"/>
-    <w:lsdException w:name="endnote reference" w:semiHidden="1" w:unhideWhenUsed="1"/>
-    <w:lsdException w:name="endnote text" w:semiHidden="1" w:unhideWhenUsed="1"/>
-    <w:lsdException w:name="table of authorities" w:semiHidden="1" w:unhideWhenUsed="1"/>
-    <w:lsdException w:name="macro" w:semiHidden="1" w:unhideWhenUsed="1"/>
-    <w:lsdException w:name="toa heading" w:semiHidden="1" w:unhideWhenUsed="1"/>
-    <w:lsdException w:name="List" w:semiHidden="1" w:unhideWhenUsed="1"/>
-    <w:lsdException w:name="List Bullet" w:semiHidden="1" w:unhideWhenUsed="1"/>
-    <w:lsdException w:name="List Number" w:semiHidden="1" w:unhideWhenUsed="1"/>
-    <w:lsdException w:name="List 2" w:semiHidden="1" w:unhideWhenUsed="1"/>
-    <w:lsdException w:name="List 3" w:semiHidden="1" w:unhideWhenUsed="1"/>
-    <w:lsdException w:name="List 4" w:semiHidden="1" w:unhideWhenUsed="1"/>
-    <w:lsdException w:name="List 5" w:semiHidden="1" w:unhideWhenUsed="1"/>
-    <w:lsdException w:name="List Bullet 2" w:semiHidden="1" w:unhideWhenUsed="1"/>
-    <w:lsdException w:name="List Bullet 3" w:semiHidden="1" w:unhideWhenUsed="1"/>
-    <w:lsdException w:name="List Bullet 4" w:semiHidden="1" w:unhideWhenUsed="1"/>
-    <w:lsdException w:name="List Bullet 5" w:semiHidden="1" w:unhideWhenUsed="1"/>
-    <w:lsdException w:name="List Number 2" w:semiHidden="1" w:unhideWhenUsed="1"/>
-    <w:lsdException w:name="List Number 3" w:semiHidden="1" w:unhideWhenUsed="1"/>
-    <w:lsdException w:name="List Number 4" w:semiHidden="1" w:unhideWhenUsed="1"/>
-    <w:lsdException w:name="List Number 5" w:semiHidden="1" w:unhideWhenUsed="1"/>
-    <w:lsdException w:name="Title" w:uiPriority="10" w:qFormat="1"/>
-    <w:lsdException w:name="Closing" w:semiHidden="1" w:unhideWhenUsed="1"/>
-    <w:lsdException w:name="Signature" w:semiHidden="1" w:unhideWhenUsed="1"/>
-    <w:lsdException w:name="Default Paragraph Font" w:semiHidden="1" w:uiPriority="1" w:unhideWhenUsed="1"/>
-    <w:lsdException w:name="Body Text" w:semiHidden="1" w:unhideWhenUsed="1"/>
-    <w:lsdException w:name="Body Text Indent" w:semiHidden="1" w:unhideWhenUsed="1"/>
-    <w:lsdException w:name="List Continue" w:semiHidden="1" w:unhideWhenUsed="1"/>
-    <w:lsdException w:name="List Continue 2" w:semiHidden="1" w:unhideWhenUsed="1"/>
-    <w:lsdException w:name="List Continue 3" w:semiHidden="1" w:unhideWhenUsed="1"/>
-    <w:lsdException w:name="List Continue 4" w:semiHidden="1" w:unhideWhenUsed="1"/>
-    <w:lsdException w:name="List Continue 5" w:semiHidden="1" w:unhideWhenUsed="1"/>
-    <w:lsdException w:name="Message Header" w:semiHidden="1" w:unhideWhenUsed="1"/>
-    <w:lsdException w:name="Subtitle" w:uiPriority="11" w:qFormat="1"/>
-    <w:lsdException w:name="Salutation" w:semiHidden="1" w:unhideWhenUsed="1"/>
-    <w:lsdException w:name="Date" w:semiHidden="1" w:unhideWhenUsed="1"/>
-    <w:lsdException w:name="Body Text First Indent" w:semiHidden="1" w:unhideWhenUsed="1"/>
-    <w:lsdException w:name="Body Text First Indent 2" w:semiHidden="1" w:unhideWhenUsed="1"/>
-    <w:lsdException w:name="Note Heading" w:semiHidden="1" w:unhideWhenUsed="1"/>
-    <w:lsdException w:name="Body Text 2" w:semiHidden="1" w:unhideWhenUsed="1"/>
-    <w:lsdException w:name="Body Text 3" w:semiHidden="1" w:unhideWhenUsed="1"/>
-    <w:lsdException w:name="Body Text Indent 2" w:semiHidden="1" w:unhideWhenUsed="1"/>
-    <w:lsdException w:name="Body Text Indent 3" w:semiHidden="1" w:unhideWhenUsed="1"/>
-    <w:lsdException w:name="Block Text" w:semiHidden="1" w:unhideWhenUsed="1"/>
-    <w:lsdException w:name="Hyperlink" w:semiHidden="1" w:unhideWhenUsed="1"/>
-    <w:lsdException w:name="FollowedHyperlink" w:semiHidden="1" w:unhideWhenUsed="1"/>
-    <w:lsdException w:name="Strong" w:uiPriority="22" w:qFormat="1"/>
-    <w:lsdException w:name="Emphasis" w:uiPriority="20" w:qFormat="1"/>
-    <w:lsdException w:name="Document Map" w:semiHidden="1" w:unhideWhenUsed="1"/>
-    <w:lsdException w:name="Plain Text" w:semiHidden="1" w:unhideWhenUsed="1"/>
-    <w:lsdException w:name="E-mail Signature" w:semiHidden="1" w:unhideWhenUsed="1"/>
-    <w:lsdException w:name="HTML Top of Form" w:semiHidden="1" w:unhideWhenUsed="1"/>
-    <w:lsdException w:name="HTML Bottom of Form" w:semiHidden="1" w:unhideWhenUsed="1"/>
-    <w:lsdException w:name="Normal (Web)" w:semiHidden="1" w:unhideWhenUsed="1"/>
-    <w:lsdException w:name="HTML Acronym" w:semiHidden="1" w:unhideWhenUsed="1"/>
-    <w:lsdException w:name="HTML Address" w:semiHidden="1" w:unhideWhenUsed="1"/>
-    <w:lsdException w:name="HTML Cite" w:semiHidden="1" w:unhideWhenUsed="1"/>
-    <w:lsdException w:name="HTML Code" w:semiHidden="1" w:unhideWhenUsed="1"/>
-    <w:lsdException w:name="HTML Definition" w:semiHidden="1" w:unhideWhenUsed="1"/>
-    <w:lsdException w:name="HTML Keyboard" w:semiHidden="1" w:unhideWhenUsed="1"/>
-    <w:lsdException w:name="HTML Preformatted" w:semiHidden="1" w:unhideWhenUsed="1"/>
-    <w:lsdException w:name="HTML Sample" w:semiHidden="1" w:unhideWhenUsed="1"/>
-    <w:lsdException w:name="HTML Typewriter" w:semiHidden="1" w:unhideWhenUsed="1"/>
-    <w:lsdException w:name="HTML Variable" w:semiHidden="1" w:unhideWhenUsed="1"/>
-    <w:lsdException w:name="Normal Table" w:semiHidden="1" w:unhideWhenUsed="1"/>
-    <w:lsdException w:name="annotation subject" w:semiHidden="1" w:unhideWhenUsed="1"/>
-    <w:lsdException w:name="No List" w:semiHidden="1" w:unhideWhenUsed="1"/>
-    <w:lsdException w:name="Outline List 1" w:semiHidden="1" w:unhideWhenUsed="1"/>
-    <w:lsdException w:name="Outline List 2" w:semiHidden="1" w:unhideWhenUsed="1"/>
-    <w:lsdException w:name="Outline List 3" w:semiHidden="1" w:unhideWhenUsed="1"/>
-    <w:lsdException w:name="Table Simple 1" w:semiHidden="1" w:unhideWhenUsed="1"/>
-    <w:lsdException w:name="Table Simple 2" w:semiHidden="1" w:unhideWhenUsed="1"/>
-    <w:lsdException w:name="Table Simple 3" w:semiHidden="1" w:unhideWhenUsed="1"/>
-    <w:lsdException w:name="Table Classic 1" w:semiHidden="1" w:unhideWhenUsed="1"/>
-    <w:lsdException w:name="Table Classic 2" w:semiHidden="1" w:unhideWhenUsed="1"/>
-    <w:lsdException w:name="Table Classic 3" w:semiHidden="1" w:unhideWhenUsed="1"/>
-    <w:lsdException w:name="Table Classic 4" w:semiHidden="1" w:unhideWhenUsed="1"/>
-    <w:lsdException w:name="Table Colorful 1" w:semiHidden="1" w:unhideWhenUsed="1"/>
-    <w:lsdException w:name="Table Colorful 2" w:semiHidden="1" w:unhideWhenUsed="1"/>
-    <w:lsdException w:name="Table Colorful 3" w:semiHidden="1" w:unhideWhenUsed="1"/>
-    <w:lsdException w:name="Table Columns 1" w:semiHidden="1" w:unhideWhenUsed="1"/>
-    <w:lsdException w:name="Table Columns 2" w:semiHidden="1" w:unhideWhenUsed="1"/>
-    <w:lsdException w:name="Table Columns 3" w:semiHidden="1" w:unhideWhenUsed="1"/>
-    <w:lsdException w:name="Table Columns 4" w:semiHidden="1" w:unhideWhenUsed="1"/>
-    <w:lsdException w:name="Table Columns 5" w:semiHidden="1" w:unhideWhenUsed="1"/>
-    <w:lsdException w:name="Table Grid 1" w:semiHidden="1" w:unhideWhenUsed="1"/>
-    <w:lsdException w:name="Table Grid 2" w:semiHidden="1" w:unhideWhenUsed="1"/>
-    <w:lsdException w:name="Table Grid 3" w:semiHidden="1" w:unhideWhenUsed="1"/>
-    <w:lsdException w:name="Table Grid 4" w:semiHidden="1" w:unhideWhenUsed="1"/>
-    <w:lsdException w:name="Table Grid 5" w:semiHidden="1" w:unhideWhenUsed="1"/>
-    <w:lsdException w:name="Table Grid 6" w:semiHidden="1" w:unhideWhenUsed="1"/>
-    <w:lsdException w:name="Table Grid 7" w:semiHidden="1" w:unhideWhenUsed="1"/>
-    <w:lsdException w:name="Table Grid 8" w:semiHidden="1" w:unhideWhenUsed="1"/>
-    <w:lsdException w:name="Table List 1" w:semiHidden="1" w:unhideWhenUsed="1"/>
-    <w:lsdException w:name="Table List 2" w:semiHidden="1" w:unhideWhenUsed="1"/>
-    <w:lsdException w:name="Table List 3" w:semiHidden="1" w:unhideWhenUsed="1"/>
-    <w:lsdException w:name="Table List 4" w:semiHidden="1" w:unhideWhenUsed="1"/>
-    <w:lsdException w:name="Table List 5" w:semiHidden="1" w:unhideWhenUsed="1"/>
-    <w:lsdException w:name="Table List 6" w:semiHidden="1" w:unhideWhenUsed="1"/>
-    <w:lsdException w:name="Table List 7" w:semiHidden="1" w:unhideWhenUsed="1"/>
-    <w:lsdException w:name="Table List 8" w:semiHidden="1" w:unhideWhenUsed="1"/>
-    <w:lsdException w:name="Table 3D effects 1" w:semiHidden="1" w:unhideWhenUsed="1"/>
-    <w:lsdException w:name="Table 3D effects 2" w:semiHidden="1" w:unhideWhenUsed="1"/>
-    <w:lsdException w:name="Table 3D effects 3" w:semiHidden="1" w:unhideWhenUsed="1"/>
-    <w:lsdException w:name="Table Contemporary" w:semiHidden="1" w:unhideWhenUsed="1"/>
-    <w:lsdException w:name="Table Elegant" w:semiHidden="1" w:unhideWhenUsed="1"/>
-    <w:lsdException w:name="Table Professional" w:semiHidden="1" w:unhideWhenUsed="1"/>
-    <w:lsdException w:name="Table Subtle 1" w:semiHidden="1" w:unhideWhenUsed="1"/>
-    <w:lsdException w:name="Table Subtle 2" w:semiHidden="1" w:unhideWhenUsed="1"/>
-    <w:lsdException w:name="Table Web 1" w:semiHidden="1" w:unhideWhenUsed="1"/>
-    <w:lsdException w:name="Table Web 2" w:semiHidden="1" w:unhideWhenUsed="1"/>
-    <w:lsdException w:name="Table Web 3" w:semiHidden="1" w:unhideWhenUsed="1"/>
-    <w:lsdException w:name="Balloon Text" w:semiHidden="1" w:unhideWhenUsed="1"/>
-    <w:lsdException w:name="Table Grid" w:uiPriority="39"/>
-    <w:lsdException w:name="Table Theme" w:semiHidden="1" w:unhideWhenUsed="1"/>
-    <w:lsdException w:name="Placeholder Text" w:semiHidden="1"/>
-    <w:lsdException w:name="No Spacing" w:uiPriority="1" w:qFormat="1"/>
-    <w:lsdException w:name="Light Shading" w:uiPriority="60"/>
-    <w:lsdException w:name="Light List" w:uiPriority="61"/>
-    <w:lsdException w:name="Light Grid" w:uiPriority="62"/>
-    <w:lsdException w:name="Medium Shading 1" w:uiPriority="63"/>
-    <w:lsdException w:name="Medium Shading 2" w:uiPriority="64"/>
-    <w:lsdException w:name="Medium List 1" w:uiPriority="65"/>
-    <w:lsdException w:name="Medium List 2" w:uiPriority="66"/>
-    <w:lsdException w:name="Medium Grid 1" w:uiPriority="67"/>
-    <w:lsdException w:name="Medium Grid 2" w:uiPriority="68"/>
-    <w:lsdException w:name="Medium Grid 3" w:uiPriority="69"/>
-    <w:lsdException w:name="Dark List" w:uiPriority="70"/>
-    <w:lsdException w:name="Colorful Shading" w:uiPriority="71"/>
-    <w:lsdException w:name="Colorful List" w:uiPriority="72"/>
-    <w:lsdException w:name="Colorful Grid" w:uiPriority="73"/>
-    <w:lsdException w:name="Light Shading Accent 1" w:uiPriority="60"/>
-    <w:lsdException w:name="Light List Accent 1" w:uiPriority="61"/>
-    <w:lsdException w:name="Light Grid Accent 1" w:uiPriority="62"/>
-    <w:lsdException w:name="Medium Shading 1 Accent 1" w:uiPriority="63"/>
-    <w:lsdException w:name="Medium Shading 2 Accent 1" w:uiPriority="64"/>
-    <w:lsdException w:name="Medium List 1 Accent 1" w:uiPriority="65"/>
-    <w:lsdException w:name="Revision" w:semiHidden="1"/>
-    <w:lsdException w:name="List Paragraph" w:uiPriority="34" w:qFormat="1"/>
-    <w:lsdException w:name="Quote" w:uiPriority="29" w:qFormat="1"/>
-    <w:lsdException w:name="Intense Quote" w:uiPriority="30" w:qFormat="1"/>
-    <w:lsdException w:name="Medium List 2 Accent 1" w:uiPriority="66"/>
-    <w:lsdException w:name="Medium Grid 1 Accent 1" w:uiPriority="67"/>
-    <w:lsdException w:name="Medium Grid 2 Accent 1" w:uiPriority="68"/>
-    <w:lsdException w:name="Medium Grid 3 Accent 1" w:uiPriority="69"/>
-    <w:lsdException w:name="Dark List Accent 1" w:uiPriority="70"/>
-    <w:lsdException w:name="Colorful Shading Accent 1" w:uiPriority="71"/>
-    <w:lsdException w:name="Colorful List Accent 1" w:uiPriority="72"/>
-    <w:lsdException w:name="Colorful Grid Accent 1" w:uiPriority="73"/>
-    <w:lsdException w:name="Light Shading Accent 2" w:uiPriority="60"/>
-    <w:lsdException w:name="Light List Accent 2" w:uiPriority="61"/>
-    <w:lsdException w:name="Light Grid Accent 2" w:uiPriority="62"/>
-    <w:lsdException w:name="Medium Shading 1 Accent 2" w:uiPriority="63"/>
-    <w:lsdException w:name="Medium Shading 2 Accent 2" w:uiPriority="64"/>
-    <w:lsdException w:name="Medium List 1 Accent 2" w:uiPriority="65"/>
-    <w:lsdException w:name="Medium List 2 Accent 2" w:uiPriority="66"/>
-    <w:lsdException w:name="Medium Grid 1 Accent 2" w:uiPriority="67"/>
-    <w:lsdException w:name="Medium Grid 2 Accent 2" w:uiPriority="68"/>
-    <w:lsdException w:name="Medium Grid 3 Accent 2" w:uiPriority="69"/>
-    <w:lsdException w:name="Dark List Accent 2" w:uiPriority="70"/>
-    <w:lsdException w:name="Colorful Shading Accent 2" w:uiPriority="71"/>
-    <w:lsdException w:name="Colorful List Accent 2" w:uiPriority="72"/>
-    <w:lsdException w:name="Colorful Grid Accent 2" w:uiPriority="73"/>
-    <w:lsdException w:name="Light Shading Accent 3" w:uiPriority="60"/>
-    <w:lsdException w:name="Light List Accent 3" w:uiPriority="61"/>
-    <w:lsdException w:name="Light Grid Accent 3" w:uiPriority="62"/>
-    <w:lsdException w:name="Medium Shading 1 Accent 3" w:uiPriority="63"/>
-    <w:lsdException w:name="Medium Shading 2 Accent 3" w:uiPriority="64"/>
-    <w:lsdException w:name="Medium List 1 Accent 3" w:uiPriority="65"/>
-    <w:lsdException w:name="Medium List 2 Accent 3" w:uiPriority="66"/>
-    <w:lsdException w:name="Medium Grid 1 Accent 3" w:uiPriority="67"/>
-    <w:lsdException w:name="Medium Grid 2 Accent 3" w:uiPriority="68"/>
-    <w:lsdException w:name="Medium Grid 3 Accent 3" w:uiPriority="69"/>
-    <w:lsdException w:name="Dark List Accent 3" w:uiPriority="70"/>
-    <w:lsdException w:name="Colorful Shading Accent 3" w:uiPriority="71"/>
-    <w:lsdException w:name="Colorful List Accent 3" w:uiPriority="72"/>
-    <w:lsdException w:name="Colorful Grid Accent 3" w:uiPriority="73"/>
-    <w:lsdException w:name="Light Shading Accent 4" w:uiPriority="60"/>
-    <w:lsdException w:name="Light List Accent 4" w:uiPriority="61"/>
-    <w:lsdException w:name="Light Grid Accent 4" w:uiPriority="62"/>
-    <w:lsdException w:name="Medium Shading 1 Accent 4" w:uiPriority="63"/>
-    <w:lsdException w:name="Medium Shading 2 Accent 4" w:uiPriority="64"/>
-    <w:lsdException w:name="Medium List 1 Accent 4" w:uiPriority="65"/>
-    <w:lsdException w:name="Medium List 2 Accent 4" w:uiPriority="66"/>
-    <w:lsdException w:name="Medium Grid 1 Accent 4" w:uiPriority="67"/>
-    <w:lsdException w:name="Medium Grid 2 Accent 4" w:uiPriority="68"/>
-    <w:lsdException w:name="Medium Grid 3 Accent 4" w:uiPriority="69"/>
-    <w:lsdException w:name="Dark List Accent 4" w:uiPriority="70"/>
-    <w:lsdException w:name="Colorful Shading Accent 4" w:uiPriority="71"/>
-    <w:lsdException w:name="Colorful List Accent 4" w:uiPriority="72"/>
-    <w:lsdException w:name="Colorful Grid Accent 4" w:uiPriority="73"/>
-    <w:lsdException w:name="Light Shading Accent 5" w:uiPriority="60"/>
-    <w:lsdException w:name="Light List Accent 5" w:uiPriority="61"/>
-    <w:lsdException w:name="Light Grid Accent 5" w:uiPriority="62"/>
-    <w:lsdException w:name="Medium Shading 1 Accent 5" w:uiPriority="63"/>
-    <w:lsdException w:name="Medium Shading 2 Accent 5" w:uiPriority="64"/>
-    <w:lsdException w:name="Medium List 1 Accent 5" w:uiPriority="65"/>
-    <w:lsdException w:name="Medium List 2 Accent 5" w:uiPriority="66"/>
-    <w:lsdException w:name="Medium Grid 1 Accent 5" w:uiPriority="67"/>
-    <w:lsdException w:name="Medium Grid 2 Accent 5" w:uiPriority="68"/>
-    <w:lsdException w:name="Medium Grid 3 Accent 5" w:uiPriority="69"/>
-    <w:lsdException w:name="Dark List Accent 5" w:uiPriority="70"/>
-    <w:lsdException w:name="Colorful Shading Accent 5" w:uiPriority="71"/>
-    <w:lsdException w:name="Colorful List Accent 5" w:uiPriority="72"/>
-    <w:lsdException w:name="Colorful Grid Accent 5" w:uiPriority="73"/>
-    <w:lsdException w:name="Light Shading Accent 6" w:uiPriority="60"/>
-    <w:lsdException w:name="Light List Accent 6" w:uiPriority="61"/>
-    <w:lsdException w:name="Light Grid Accent 6" w:uiPriority="62"/>
-    <w:lsdException w:name="Medium Shading 1 Accent 6" w:uiPriority="63"/>
-    <w:lsdException w:name="Medium Shading 2 Accent 6" w:uiPriority="64"/>
-    <w:lsdException w:name="Medium List 1 Accent 6" w:uiPriority="65"/>
-    <w:lsdException w:name="Medium List 2 Accent 6" w:uiPriority="66"/>
-    <w:lsdException w:name="Medium Grid 1 Accent 6" w:uiPriority="67"/>
-    <w:lsdException w:name="Medium Grid 2 Accent 6" w:uiPriority="68"/>
-    <w:lsdException w:name="Medium Grid 3 Accent 6" w:uiPriority="69"/>
-    <w:lsdException w:name="Dark List Accent 6" w:uiPriority="70"/>
-    <w:lsdException w:name="Colorful Shading Accent 6" w:uiPriority="71"/>
-    <w:lsdException w:name="Colorful List Accent 6" w:uiPriority="72"/>
-    <w:lsdException w:name="Colorful Grid Accent 6" w:uiPriority="73"/>
-    <w:lsdException w:name="Subtle Emphasis" w:uiPriority="19" w:qFormat="1"/>
-    <w:lsdException w:name="Intense Emphasis" w:uiPriority="21" w:qFormat="1"/>
-    <w:lsdException w:name="Subtle Reference" w:uiPriority="31" w:qFormat="1"/>
-    <w:lsdException w:name="Intense Reference" w:uiPriority="32" w:qFormat="1"/>
-    <w:lsdException w:name="Book Title" w:uiPriority="33" w:qFormat="1"/>
-    <w:lsdException w:name="Bibliography" w:semiHidden="1" w:uiPriority="37" w:unhideWhenUsed="1"/>
-    <w:lsdException w:name="TOC Heading" w:semiHidden="1" w:uiPriority="39" w:unhideWhenUsed="1" w:qFormat="1"/>
-    <w:lsdException w:name="Plain Table 1" w:uiPriority="41"/>
-    <w:lsdException w:name="Plain Table 2" w:uiPriority="42"/>
-    <w:lsdException w:name="Plain Table 3" w:uiPriority="43"/>
-    <w:lsdException w:name="Plain Table 4" w:uiPriority="44"/>
-    <w:lsdException w:name="Plain Table 5" w:uiPriority="45"/>
-    <w:lsdException w:name="Grid Table Light" w:uiPriority="40"/>
-    <w:lsdException w:name="Grid Table 1 Light" w:uiPriority="46"/>
-    <w:lsdException w:name="Grid Table 2" w:uiPriority="47"/>
-    <w:lsdException w:name="Grid Table 3" w:uiPriority="48"/>
-    <w:lsdException w:name="Grid Table 4" w:uiPriority="49"/>
-    <w:lsdException w:name="Grid Table 5 Dark" w:uiPriority="50"/>
-    <w:lsdException w:name="Grid Table 6 Colorful" w:uiPriority="51"/>
-    <w:lsdException w:name="Grid Table 7 Colorful" w:uiPriority="52"/>
-    <w:lsdException w:name="Grid Table 1 Light Accent 1" w:uiPriority="46"/>
-    <w:lsdException w:name="Grid Table 2 Accent 1" w:uiPriority="47"/>
-    <w:lsdException w:name="Grid Table 3 Accent 1" w:uiPriority="48"/>
-    <w:lsdException w:name="Grid Table 4 Accent 1" w:uiPriority="49"/>
-    <w:lsdException w:name="Grid Table 5 Dark Accent 1" w:uiPriority="50"/>
-    <w:lsdException w:name="Grid Table 6 Colorful Accent 1" w:uiPriority="51"/>
-    <w:lsdException w:name="Grid Table 7 Colorful Accent 1" w:uiPriority="52"/>
-    <w:lsdException w:name="Grid Table 1 Light Accent 2" w:uiPriority="46"/>
-    <w:lsdException w:name="Grid Table 2 Accent 2" w:uiPriority="47"/>
-    <w:lsdException w:name="Grid Table 3 Accent 2" w:uiPriority="48"/>
-    <w:lsdException w:name="Grid Table 4 Accent 2" w:uiPriority="49"/>
-    <w:lsdException w:name="Grid Table 5 Dark Accent 2" w:uiPriority="50"/>
-    <w:lsdException w:name="Grid Table 6 Colorful Accent 2" w:uiPriority="51"/>
-    <w:lsdException w:name="Grid Table 7 Colorful Accent 2" w:uiPriority="52"/>
-    <w:lsdException w:name="Grid Table 1 Light Accent 3" w:uiPriority="46"/>
-    <w:lsdException w:name="Grid Table 2 Accent 3" w:uiPriority="47"/>
-    <w:lsdException w:name="Grid Table 3 Accent 3" w:uiPriority="48"/>
-    <w:lsdException w:name="Grid Table 4 Accent 3" w:uiPriority="49"/>
-    <w:lsdException w:name="Grid Table 5 Dark Accent 3" w:uiPriority="50"/>
-    <w:lsdException w:name="Grid Table 6 Colorful Accent 3" w:uiPriority="51"/>
-    <w:lsdException w:name="Grid Table 7 Colorful Accent 3" w:uiPriority="52"/>
-    <w:lsdException w:name="Grid Table 1 Light Accent 4" w:uiPriority="46"/>
-    <w:lsdException w:name="Grid Table 2 Accent 4" w:uiPriority="47"/>
-    <w:lsdException w:name="Grid Table 3 Accent 4" w:uiPriority="48"/>
-    <w:lsdException w:name="Grid Table 4 Accent 4" w:uiPriority="49"/>
-    <w:lsdException w:name="Grid Table 5 Dark Accent 4" w:uiPriority="50"/>
-    <w:lsdException w:name="Grid Table 6 Colorful Accent 4" w:uiPriority="51"/>
-    <w:lsdException w:name="Grid Table 7 Colorful Accent 4" w:uiPriority="52"/>
-    <w:lsdException w:name="Grid Table 1 Light Accent 5" w:uiPriority="46"/>
-    <w:lsdException w:name="Grid Table 2 Accent 5" w:uiPriority="47"/>
-    <w:lsdException w:name="Grid Table 3 Accent 5" w:uiPriority="48"/>
-    <w:lsdException w:name="Grid Table 4 Accent 5" w:uiPriority="49"/>
-    <w:lsdException w:name="Grid Table 5 Dark Accent 5" w:uiPriority="50"/>
-    <w:lsdException w:name="Grid Table 6 Colorful Accent 5" w:uiPriority="51"/>
-    <w:lsdException w:name="Grid Table 7 Colorful Accent 5" w:uiPriority="52"/>
-    <w:lsdException w:name="Grid Table 1 Light Accent 6" w:uiPriority="46"/>
-    <w:lsdException w:name="Grid Table 2 Accent 6" w:uiPriority="47"/>
-    <w:lsdException w:name="Grid Table 3 Accent 6" w:uiPriority="48"/>
-    <w:lsdException w:name="Grid Table 4 Accent 6" w:uiPriority="49"/>
-    <w:lsdException w:name="Grid Table 5 Dark Accent 6" w:uiPriority="50"/>
-    <w:lsdException w:name="Grid Table 6 Colorful Accent 6" w:uiPriority="51"/>
-    <w:lsdException w:name="Grid Table 7 Colorful Accent 6" w:uiPriority="52"/>
-    <w:lsdException w:name="List Table 1 Light" w:uiPriority="46"/>
-    <w:lsdException w:name="List Table 2" w:uiPriority="47"/>
-    <w:lsdException w:name="List Table 3" w:uiPriority="48"/>
-    <w:lsdException w:name="List Table 4" w:uiPriority="49"/>
-    <w:lsdException w:name="List Table 5 Dark" w:uiPriority="50"/>
-    <w:lsdException w:name="List Table 6 Colorful" w:uiPriority="51"/>
-    <w:lsdException w:name="List Table 7 Colorful" w:uiPriority="52"/>
-    <w:lsdException w:name="List Table 1 Light Accent 1" w:uiPriority="46"/>
-    <w:lsdException w:name="List Table 2 Accent 1" w:uiPriority="47"/>
-    <w:lsdException w:name="List Table 3 Accent 1" w:uiPriority="48"/>
-    <w:lsdException w:name="List Table 4 Accent 1" w:uiPriority="49"/>
-    <w:lsdException w:name="List Table 5 Dark Accent 1" w:uiPriority="50"/>
-    <w:lsdException w:name="List Table 6 Colorful Accent 1" w:uiPriority="51"/>
-    <w:lsdException w:name="List Table 7 Colorful Accent 1" w:uiPriority="52"/>
-    <w:lsdException w:name="List Table 1 Light Accent 2" w:uiPriority="46"/>
-    <w:lsdException w:name="List Table 2 Accent 2" w:uiPriority="47"/>
-    <w:lsdException w:name="List Table 3 Accent 2" w:uiPriority="48"/>
-    <w:lsdException w:name="List Table 4 Accent 2" w:uiPriority="49"/>
-    <w:lsdException w:name="List Table 5 Dark Accent 2" w:uiPriority="50"/>
-    <w:lsdException w:name="List Table 6 Colorful Accent 2" w:uiPriority="51"/>
-    <w:lsdException w:name="List Table 7 Colorful Accent 2" w:uiPriority="52"/>
-    <w:lsdException w:name="List Table 1 Light Accent 3" w:uiPriority="46"/>
-    <w:lsdException w:name="List Table 2 Accent 3" w:uiPriority="47"/>
-    <w:lsdException w:name="List Table 3 Accent 3" w:uiPriority="48"/>
-    <w:lsdException w:name="List Table 4 Accent 3" w:uiPriority="49"/>
-    <w:lsdException w:name="List Table 5 Dark Accent 3" w:uiPriority="50"/>
-    <w:lsdException w:name="List Table 6 Colorful Accent 3" w:uiPriority="51"/>
-    <w:lsdException w:name="List Table 7 Colorful Accent 3" w:uiPriority="52"/>
-    <w:lsdException w:name="List Table 1 Light Accent 4" w:uiPriority="46"/>
-    <w:lsdException w:name="List Table 2 Accent 4" w:uiPriority="47"/>
-    <w:lsdException w:name="List Table 3 Accent 4" w:uiPriority="48"/>
-    <w:lsdException w:name="List Table 4 Accent 4" w:uiPriority="49"/>
-    <w:lsdException w:name="List Table 5 Dark Accent 4" w:uiPriority="50"/>
-    <w:lsdException w:name="List Table 6 Colorful Accent 4" w:uiPriority="51"/>
-    <w:lsdException w:name="List Table 7 Colorful Accent 4" w:uiPriority="52"/>
-    <w:lsdException w:name="List Table 1 Light Accent 5" w:uiPriority="46"/>
-    <w:lsdException w:name="List Table 2 Accent 5" w:uiPriority="47"/>
-    <w:lsdException w:name="List Table 3 Accent 5" w:uiPriority="48"/>
-    <w:lsdException w:name="List Table 4 Accent 5" w:uiPriority="49"/>
-    <w:lsdException w:name="List Table 5 Dark Accent 5" w:uiPriority="50"/>
-    <w:lsdException w:name="List Table 6 Colorful Accent 5" w:uiPriority="51"/>
-    <w:lsdException w:name="List Table 7 Colorful Accent 5" w:uiPriority="52"/>
-    <w:lsdException w:name="List Table 1 Light Accent 6" w:uiPriority="46"/>
-    <w:lsdException w:name="List Table 2 Accent 6" w:uiPriority="47"/>
-    <w:lsdException w:name="List Table 3 Accent 6" w:uiPriority="48"/>
-    <w:lsdException w:name="List Table 4 Accent 6" w:uiPriority="49"/>
-    <w:lsdException w:name="List Table 5 Dark Accent 6" w:uiPriority="50"/>
-    <w:lsdException w:name="List Table 6 Colorful Accent 6" w:uiPriority="51"/>
-    <w:lsdException w:name="List Table 7 Colorful Accent 6" w:uiPriority="52"/>
-    <w:lsdException w:name="Mention" w:semiHidden="1" w:unhideWhenUsed="1"/>
-    <w:lsdException w:name="Smart Hyperlink" w:semiHidden="1" w:unhideWhenUsed="1"/>
-    <w:lsdException w:name="Hashtag" w:semiHidden="1" w:unhideWhenUsed="1"/>
-    <w:lsdException w:name="Unresolved Mention" w:semiHidden="1" w:unhideWhenUsed="1"/>
-    <w:lsdException w:name="Smart Link" w:semiHidden="1" w:unhideWhenUsed="1"/>
+  <w:latentStyles w:defLockedState="0" w:defUIPriority="99" w:defSemiHidden="1" w:defUnhideWhenUsed="1" w:defQFormat="0" w:count="267">
+    <w:lsdException w:name="Normal" w:semiHidden="0" w:uiPriority="0" w:unhideWhenUsed="0" w:qFormat="1"/>
+    <w:lsdException w:name="heading 1" w:semiHidden="0" w:uiPriority="9" w:unhideWhenUsed="0" w:qFormat="1"/>
+    <w:lsdException w:name="heading 2" w:uiPriority="9" w:qFormat="1"/>
+    <w:lsdException w:name="heading 3" w:uiPriority="9" w:qFormat="1"/>
+    <w:lsdException w:name="heading 4" w:uiPriority="9" w:qFormat="1"/>
+    <w:lsdException w:name="heading 5" w:uiPriority="9" w:qFormat="1"/>
+    <w:lsdException w:name="heading 6" w:uiPriority="9" w:qFormat="1"/>
+    <w:lsdException w:name="heading 7" w:uiPriority="9" w:qFormat="1"/>
+    <w:lsdException w:name="heading 8" w:uiPriority="9" w:qFormat="1"/>
+    <w:lsdException w:name="heading 9" w:uiPriority="9" w:qFormat="1"/>
+    <w:lsdException w:name="toc 1" w:uiPriority="39"/>
+    <w:lsdException w:name="toc 2" w:uiPriority="39"/>
+    <w:lsdException w:name="toc 3" w:uiPriority="39"/>
+    <w:lsdException w:name="toc 4" w:uiPriority="39"/>
+    <w:lsdException w:name="toc 5" w:uiPriority="39"/>
+    <w:lsdException w:name="toc 6" w:uiPriority="39"/>
+    <w:lsdException w:name="toc 7" w:uiPriority="39"/>
+    <w:lsdException w:name="toc 8" w:uiPriority="39"/>
+    <w:lsdException w:name="toc 9" w:uiPriority="39"/>
+    <w:lsdException w:name="caption" w:uiPriority="35" w:qFormat="1"/>
+    <w:lsdException w:name="Title" w:semiHidden="0" w:uiPriority="10" w:unhideWhenUsed="0" w:qFormat="1"/>
+    <w:lsdException w:name="Default Paragraph Font" w:uiPriority="1"/>
+    <w:lsdException w:name="Subtitle" w:semiHidden="0" w:uiPriority="11" w:unhideWhenUsed="0" w:qFormat="1"/>
+    <w:lsdException w:name="Strong" w:semiHidden="0" w:uiPriority="22" w:unhideWhenUsed="0" w:qFormat="1"/>
+    <w:lsdException w:name="Emphasis" w:semiHidden="0" w:uiPriority="20" w:unhideWhenUsed="0" w:qFormat="1"/>
+    <w:lsdException w:name="Table Grid" w:semiHidden="0" w:uiPriority="39" w:unhideWhenUsed="0"/>
+    <w:lsdException w:name="Placeholder Text" w:unhideWhenUsed="0"/>
+    <w:lsdException w:name="No Spacing" w:semiHidden="0" w:uiPriority="1" w:unhideWhenUsed="0" w:qFormat="1"/>
+    <w:lsdException w:name="Light Shading" w:semiHidden="0" w:uiPriority="60" w:unhideWhenUsed="0"/>
+    <w:lsdException w:name="Light List" w:semiHidden="0" w:uiPriority="61" w:unhideWhenUsed="0"/>
+    <w:lsdException w:name="Light Grid" w:semiHidden="0" w:uiPriority="62" w:unhideWhenUsed="0"/>
+    <w:lsdException w:name="Medium Shading 1" w:semiHidden="0" w:uiPriority="63" w:unhideWhenUsed="0"/>
+    <w:lsdException w:name="Medium Shading 2" w:semiHidden="0" w:uiPriority="64" w:unhideWhenUsed="0"/>
+    <w:lsdException w:name="Medium List 1" w:semiHidden="0" w:uiPriority="65" w:unhideWhenUsed="0"/>
+    <w:lsdException w:name="Medium List 2" w:semiHidden="0" w:uiPriority="66" w:unhideWhenUsed="0"/>
+    <w:lsdException w:name="Medium Grid 1" w:semiHidden="0" w:uiPriority="67" w:unhideWhenUsed="0"/>
+    <w:lsdException w:name="Medium Grid 2" w:semiHidden="0" w:uiPriority="68" w:unhideWhenUsed="0"/>
+    <w:lsdException w:name="Medium Grid 3" w:semiHidden="0" w:uiPriority="69" w:unhideWhenUsed="0"/>
+    <w:lsdException w:name="Dark List" w:semiHidden="0" w:uiPriority="70" w:unhideWhenUsed="0"/>
+    <w:lsdException w:name="Colorful Shading" w:semiHidden="0" w:uiPriority="71" w:unhideWhenUsed="0"/>
+    <w:lsdException w:name="Colorful List" w:semiHidden="0" w:uiPriority="72" w:unhideWhenUsed="0"/>
+    <w:lsdException w:name="Colorful Grid" w:semiHidden="0" w:uiPriority="73" w:unhideWhenUsed="0"/>
+    <w:lsdException w:name="Light Shading Accent 1" w:semiHidden="0" w:uiPriority="60" w:unhideWhenUsed="0"/>
+    <w:lsdException w:name="Light List Accent 1" w:semiHidden="0" w:uiPriority="61" w:unhideWhenUsed="0"/>
+    <w:lsdException w:name="Light Grid Accent 1" w:semiHidden="0" w:uiPriority="62" w:unhideWhenUsed="0"/>
+    <w:lsdException w:name="Medium Shading 1 Accent 1" w:semiHidden="0" w:uiPriority="63" w:unhideWhenUsed="0"/>
+    <w:lsdException w:name="Medium Shading 2 Accent 1" w:semiHidden="0" w:uiPriority="64" w:unhideWhenUsed="0"/>
+    <w:lsdException w:name="Medium List 1 Accent 1" w:semiHidden="0" w:uiPriority="65" w:unhideWhenUsed="0"/>
+    <w:lsdException w:name="Revision" w:unhideWhenUsed="0"/>
+    <w:lsdException w:name="List Paragraph" w:semiHidden="0" w:uiPriority="34" w:unhideWhenUsed="0" w:qFormat="1"/>
+    <w:lsdException w:name="Quote" w:semiHidden="0" w:uiPriority="29" w:unhideWhenUsed="0" w:qFormat="1"/>
+    <w:lsdException w:name="Intense Quote" w:semiHidden="0" w:uiPriority="30" w:unhideWhenUsed="0" w:qFormat="1"/>
+    <w:lsdException w:name="Medium List 2 Accent 1" w:semiHidden="0" w:uiPriority="66" w:unhideWhenUsed="0"/>
+    <w:lsdException w:name="Medium Grid 1 Accent 1" w:semiHidden="0" w:uiPriority="67" w:unhideWhenUsed="0"/>
+    <w:lsdException w:name="Medium Grid 2 Accent 1" w:semiHidden="0" w:uiPriority="68" w:unhideWhenUsed="0"/>
+    <w:lsdException w:name="Medium Grid 3 Accent 1" w:semiHidden="0" w:uiPriority="69" w:unhideWhenUsed="0"/>
+    <w:lsdException w:name="Dark List Accent 1" w:semiHidden="0" w:uiPriority="70" w:unhideWhenUsed="0"/>
+    <w:lsdException w:name="Colorful Shading Accent 1" w:semiHidden="0" w:uiPriority="71" w:unhideWhenUsed="0"/>
+    <w:lsdException w:name="Colorful List Accent 1" w:semiHidden="0" w:uiPriority="72" w:unhideWhenUsed="0"/>
+    <w:lsdException w:name="Colorful Grid Accent 1" w:semiHidden="0" w:uiPriority="73" w:unhideWhenUsed="0"/>
+    <w:lsdException w:name="Light Shading Accent 2" w:semiHidden="0" w:uiPriority="60" w:unhideWhenUsed="0"/>
+    <w:lsdException w:name="Light List Accent 2" w:semiHidden="0" w:uiPriority="61" w:unhideWhenUsed="0"/>
+    <w:lsdException w:name="Light Grid Accent 2" w:semiHidden="0" w:uiPriority="62" w:unhideWhenUsed="0"/>
+    <w:lsdException w:name="Medium Shading 1 Accent 2" w:semiHidden="0" w:uiPriority="63" w:unhideWhenUsed="0"/>
+    <w:lsdException w:name="Medium Shading 2 Accent 2" w:semiHidden="0" w:uiPriority="64" w:unhideWhenUsed="0"/>
+    <w:lsdException w:name="Medium List 1 Accent 2" w:semiHidden="0" w:uiPriority="65" w:unhideWhenUsed="0"/>
+    <w:lsdException w:name="Medium List 2 Accent 2" w:semiHidden="0" w:uiPriority="66" w:unhideWhenUsed="0"/>
+    <w:lsdException w:name="Medium Grid 1 Accent 2" w:semiHidden="0" w:uiPriority="67" w:unhideWhenUsed="0"/>
+    <w:lsdException w:name="Medium Grid 2 Accent 2" w:semiHidden="0" w:uiPriority="68" w:unhideWhenUsed="0"/>
+    <w:lsdException w:name="Medium Grid 3 Accent 2" w:semiHidden="0" w:uiPriority="69" w:unhideWhenUsed="0"/>
+    <w:lsdException w:name="Dark List Accent 2" w:semiHidden="0" w:uiPriority="70" w:unhideWhenUsed="0"/>
+    <w:lsdException w:name="Colorful Shading Accent 2" w:semiHidden="0" w:uiPriority="71" w:unhideWhenUsed="0"/>
+    <w:lsdException w:name="Colorful List Accent 2" w:semiHidden="0" w:uiPriority="72" w:unhideWhenUsed="0"/>
+    <w:lsdException w:name="Colorful Grid Accent 2" w:semiHidden="0" w:uiPriority="73" w:unhideWhenUsed="0"/>
+    <w:lsdException w:name="Light Shading Accent 3" w:semiHidden="0" w:uiPriority="60" w:unhideWhenUsed="0"/>
+    <w:lsdException w:name="Light List Accent 3" w:semiHidden="0" w:uiPriority="61" w:unhideWhenUsed="0"/>
+    <w:lsdException w:name="Light Grid Accent 3" w:semiHidden="0" w:uiPriority="62" w:unhideWhenUsed="0"/>
+    <w:lsdException w:name="Medium Shading 1 Accent 3" w:semiHidden="0" w:uiPriority="63" w:unhideWhenUsed="0"/>
+    <w:lsdException w:name="Medium Shading 2 Accent 3" w:semiHidden="0" w:uiPriority="64" w:unhideWhenUsed="0"/>
+    <w:lsdException w:name="Medium List 1 Accent 3" w:semiHidden="0" w:uiPriority="65" w:unhideWhenUsed="0"/>
+    <w:lsdException w:name="Medium List 2 Accent 3" w:semiHidden="0" w:uiPriority="66" w:unhideWhenUsed="0"/>
+    <w:lsdException w:name="Medium Grid 1 Accent 3" w:semiHidden="0" w:uiPriority="67" w:unhideWhenUsed="0"/>
+    <w:lsdException w:name="Medium Grid 2 Accent 3" w:semiHidden="0" w:uiPriority="68" w:unhideWhenUsed="0"/>
+    <w:lsdException w:name="Medium Grid 3 Accent 3" w:semiHidden="0" w:uiPriority="69" w:unhideWhenUsed="0"/>
+    <w:lsdException w:name="Dark List Accent 3" w:semiHidden="0" w:uiPriority="70" w:unhideWhenUsed="0"/>
+    <w:lsdException w:name="Colorful Shading Accent 3" w:semiHidden="0" w:uiPriority="71" w:unhideWhenUsed="0"/>
+    <w:lsdException w:name="Colorful List Accent 3" w:semiHidden="0" w:uiPriority="72" w:unhideWhenUsed="0"/>
+    <w:lsdException w:name="Colorful Grid Accent 3" w:semiHidden="0" w:uiPriority="73" w:unhideWhenUsed="0"/>
+    <w:lsdException w:name="Light Shading Accent 4" w:semiHidden="0" w:uiPriority="60" w:unhideWhenUsed="0"/>
+    <w:lsdException w:name="Light List Accent 4" w:semiHidden="0" w:uiPriority="61" w:unhideWhenUsed="0"/>
+    <w:lsdException w:name="Light Grid Accent 4" w:semiHidden="0" w:uiPriority="62" w:unhideWhenUsed="0"/>
+    <w:lsdException w:name="Medium Shading 1 Accent 4" w:semiHidden="0" w:uiPriority="63" w:unhideWhenUsed="0"/>
+    <w:lsdException w:name="Medium Shading 2 Accent 4" w:semiHidden="0" w:uiPriority="64" w:unhideWhenUsed="0"/>
+    <w:lsdException w:name="Medium List 1 Accent 4" w:semiHidden="0" w:uiPriority="65" w:unhideWhenUsed="0"/>
+    <w:lsdException w:name="Medium List 2 Accent 4" w:semiHidden="0" w:uiPriority="66" w:unhideWhenUsed="0"/>
+    <w:lsdException w:name="Medium Grid 1 Accent 4" w:semiHidden="0" w:uiPriority="67" w:unhideWhenUsed="0"/>
+    <w:lsdException w:name="Medium Grid 2 Accent 4" w:semiHidden="0" w:uiPriority="68" w:unhideWhenUsed="0"/>
+    <w:lsdException w:name="Medium Grid 3 Accent 4" w:semiHidden="0" w:uiPriority="69" w:unhideWhenUsed="0"/>
+    <w:lsdException w:name="Dark List Accent 4" w:semiHidden="0" w:uiPriority="70" w:unhideWhenUsed="0"/>
+    <w:lsdException w:name="Colorful Shading Accent 4" w:semiHidden="0" w:uiPriority="71" w:unhideWhenUsed="0"/>
+    <w:lsdException w:name="Colorful List Accent 4" w:semiHidden="0" w:uiPriority="72" w:unhideWhenUsed="0"/>
+    <w:lsdException w:name="Colorful Grid Accent 4" w:semiHidden="0" w:uiPriority="73" w:unhideWhenUsed="0"/>
+    <w:lsdException w:name="Light Shading Accent 5" w:semiHidden="0" w:uiPriority="60" w:unhideWhenUsed="0"/>
+    <w:lsdException w:name="Light List Accent 5" w:semiHidden="0" w:uiPriority="61" w:unhideWhenUsed="0"/>
+    <w:lsdException w:name="Light Grid Accent 5" w:semiHidden="0" w:uiPriority="62" w:unhideWhenUsed="0"/>
+    <w:lsdException w:name="Medium Shading 1 Accent 5" w:semiHidden="0" w:uiPriority="63" w:unhideWhenUsed="0"/>
+    <w:lsdException w:name="Medium Shading 2 Accent 5" w:semiHidden="0" w:uiPriority="64" w:unhideWhenUsed="0"/>
+    <w:lsdException w:name="Medium List 1 Accent 5" w:semiHidden="0" w:uiPriority="65" w:unhideWhenUsed="0"/>
+    <w:lsdException w:name="Medium List 2 Accent 5" w:semiHidden="0" w:uiPriority="66" w:unhideWhenUsed="0"/>
+    <w:lsdException w:name="Medium Grid 1 Accent 5" w:semiHidden="0" w:uiPriority="67" w:unhideWhenUsed="0"/>
+    <w:lsdException w:name="Medium Grid 2 Accent 5" w:semiHidden="0" w:uiPriority="68" w:unhideWhenUsed="0"/>
+    <w:lsdException w:name="Medium Grid 3 Accent 5" w:semiHidden="0" w:uiPriority="69" w:unhideWhenUsed="0"/>
+    <w:lsdException w:name="Dark List Accent 5" w:semiHidden="0" w:uiPriority="70" w:unhideWhenUsed="0"/>
+    <w:lsdException w:name="Colorful Shading Accent 5" w:semiHidden="0" w:uiPriority="71" w:unhideWhenUsed="0"/>
+    <w:lsdException w:name="Colorful List Accent 5" w:semiHidden="0" w:uiPriority="72" w:unhideWhenUsed="0"/>
+    <w:lsdException w:name="Colorful Grid Accent 5" w:semiHidden="0" w:uiPriority="73" w:unhideWhenUsed="0"/>
+    <w:lsdException w:name="Light Shading Accent 6" w:semiHidden="0" w:uiPriority="60" w:unhideWhenUsed="0"/>
+    <w:lsdException w:name="Light List Accent 6" w:semiHidden="0" w:uiPriority="61" w:unhideWhenUsed="0"/>
+    <w:lsdException w:name="Light Grid Accent 6" w:semiHidden="0" w:uiPriority="62" w:unhideWhenUsed="0"/>
+    <w:lsdException w:name="Medium Shading 1 Accent 6" w:semiHidden="0" w:uiPriority="63" w:unhideWhenUsed="0"/>
+    <w:lsdException w:name="Medium Shading 2 Accent 6" w:semiHidden="0" w:uiPriority="64" w:unhideWhenUsed="0"/>
+    <w:lsdException w:name="Medium List 1 Accent 6" w:semiHidden="0" w:uiPriority="65" w:unhideWhenUsed="0"/>
+    <w:lsdException w:name="Medium List 2 Accent 6" w:semiHidden="0" w:uiPriority="66" w:unhideWhenUsed="0"/>
+    <w:lsdException w:name="Medium Grid 1 Accent 6" w:semiHidden="0" w:uiPriority="67" w:unhideWhenUsed="0"/>
+    <w:lsdException w:name="Medium Grid 2 Accent 6" w:semiHidden="0" w:uiPriority="68" w:unhideWhenUsed="0"/>
+    <w:lsdException w:name="Medium Grid 3 Accent 6" w:semiHidden="0" w:uiPriority="69" w:unhideWhenUsed="0"/>
+    <w:lsdException w:name="Dark List Accent 6" w:semiHidden="0" w:uiPriority="70" w:unhideWhenUsed="0"/>
+    <w:lsdException w:name="Colorful Shading Accent 6" w:semiHidden="0" w:uiPriority="71" w:unhideWhenUsed="0"/>
+    <w:lsdException w:name="Colorful List Accent 6" w:semiHidden="0" w:uiPriority="72" w:unhideWhenUsed="0"/>
+    <w:lsdException w:name="Colorful Grid Accent 6" w:semiHidden="0" w:uiPriority="73" w:unhideWhenUsed="0"/>
+    <w:lsdException w:name="Subtle Emphasis" w:semiHidden="0" w:uiPriority="19" w:unhideWhenUsed="0" w:qFormat="1"/>
+    <w:lsdException w:name="Intense Emphasis" w:semiHidden="0" w:uiPriority="21" w:unhideWhenUsed="0" w:qFormat="1"/>
+    <w:lsdException w:name="Subtle Reference" w:semiHidden="0" w:uiPriority="31" w:unhideWhenUsed="0" w:qFormat="1"/>
+    <w:lsdException w:name="Intense Reference" w:semiHidden="0" w:uiPriority="32" w:unhideWhenUsed="0" w:qFormat="1"/>
+    <w:lsdException w:name="Book Title" w:semiHidden="0" w:uiPriority="33" w:unhideWhenUsed="0" w:qFormat="1"/>
+    <w:lsdException w:name="Bibliography" w:uiPriority="37"/>
+    <w:lsdException w:name="TOC Heading" w:uiPriority="39" w:qFormat="1"/>
   </w:latentStyles>
   <w:style w:type="paragraph" w:default="1" w:styleId="a">
     <w:name w:val="Normal"/>
@@ -810,7 +1151,7 @@
     <w:name w:val="heading 1"/>
     <w:basedOn w:val="a"/>
     <w:next w:val="a"/>
-    <w:link w:val="10"/>
+    <w:link w:val="1Char"/>
     <w:uiPriority w:val="9"/>
     <w:qFormat/>
     <w:rsid w:val="00017E1C"/>
@@ -831,7 +1172,7 @@
     <w:name w:val="heading 2"/>
     <w:basedOn w:val="a"/>
     <w:next w:val="a"/>
-    <w:link w:val="20"/>
+    <w:link w:val="2Char"/>
     <w:uiPriority w:val="9"/>
     <w:semiHidden/>
     <w:unhideWhenUsed/>
@@ -854,7 +1195,7 @@
     <w:name w:val="heading 3"/>
     <w:basedOn w:val="a"/>
     <w:next w:val="a"/>
-    <w:link w:val="30"/>
+    <w:link w:val="3Char"/>
     <w:uiPriority w:val="9"/>
     <w:semiHidden/>
     <w:unhideWhenUsed/>
@@ -877,7 +1218,7 @@
     <w:name w:val="heading 4"/>
     <w:basedOn w:val="a"/>
     <w:next w:val="a"/>
-    <w:link w:val="40"/>
+    <w:link w:val="4Char"/>
     <w:uiPriority w:val="9"/>
     <w:semiHidden/>
     <w:unhideWhenUsed/>
@@ -900,7 +1241,7 @@
     <w:name w:val="heading 5"/>
     <w:basedOn w:val="a"/>
     <w:next w:val="a"/>
-    <w:link w:val="50"/>
+    <w:link w:val="5Char"/>
     <w:uiPriority w:val="9"/>
     <w:semiHidden/>
     <w:unhideWhenUsed/>
@@ -921,7 +1262,7 @@
     <w:name w:val="heading 6"/>
     <w:basedOn w:val="a"/>
     <w:next w:val="a"/>
-    <w:link w:val="60"/>
+    <w:link w:val="6Char"/>
     <w:uiPriority w:val="9"/>
     <w:semiHidden/>
     <w:unhideWhenUsed/>
@@ -944,7 +1285,7 @@
     <w:name w:val="heading 7"/>
     <w:basedOn w:val="a"/>
     <w:next w:val="a"/>
-    <w:link w:val="70"/>
+    <w:link w:val="7Char"/>
     <w:uiPriority w:val="9"/>
     <w:semiHidden/>
     <w:unhideWhenUsed/>
@@ -965,7 +1306,7 @@
     <w:name w:val="heading 8"/>
     <w:basedOn w:val="a"/>
     <w:next w:val="a"/>
-    <w:link w:val="80"/>
+    <w:link w:val="8Char"/>
     <w:uiPriority w:val="9"/>
     <w:semiHidden/>
     <w:unhideWhenUsed/>
@@ -988,7 +1329,7 @@
     <w:name w:val="heading 9"/>
     <w:basedOn w:val="a"/>
     <w:next w:val="a"/>
-    <w:link w:val="90"/>
+    <w:link w:val="9Char"/>
     <w:uiPriority w:val="9"/>
     <w:semiHidden/>
     <w:unhideWhenUsed/>
@@ -1032,8 +1373,8 @@
     <w:semiHidden/>
     <w:unhideWhenUsed/>
   </w:style>
-  <w:style w:type="character" w:customStyle="1" w:styleId="10">
-    <w:name w:val="标题 1 字符"/>
+  <w:style w:type="character" w:customStyle="1" w:styleId="1Char">
+    <w:name w:val="标题 1 Char"/>
     <w:basedOn w:val="a0"/>
     <w:link w:val="1"/>
     <w:uiPriority w:val="9"/>
@@ -1045,8 +1386,8 @@
       <w:szCs w:val="40"/>
     </w:rPr>
   </w:style>
-  <w:style w:type="character" w:customStyle="1" w:styleId="20">
-    <w:name w:val="标题 2 字符"/>
+  <w:style w:type="character" w:customStyle="1" w:styleId="2Char">
+    <w:name w:val="标题 2 Char"/>
     <w:basedOn w:val="a0"/>
     <w:link w:val="2"/>
     <w:uiPriority w:val="9"/>
@@ -1059,8 +1400,8 @@
       <w:szCs w:val="32"/>
     </w:rPr>
   </w:style>
-  <w:style w:type="character" w:customStyle="1" w:styleId="30">
-    <w:name w:val="标题 3 字符"/>
+  <w:style w:type="character" w:customStyle="1" w:styleId="3Char">
+    <w:name w:val="标题 3 Char"/>
     <w:basedOn w:val="a0"/>
     <w:link w:val="3"/>
     <w:uiPriority w:val="9"/>
@@ -1073,8 +1414,8 @@
       <w:szCs w:val="28"/>
     </w:rPr>
   </w:style>
-  <w:style w:type="character" w:customStyle="1" w:styleId="40">
-    <w:name w:val="标题 4 字符"/>
+  <w:style w:type="character" w:customStyle="1" w:styleId="4Char">
+    <w:name w:val="标题 4 Char"/>
     <w:basedOn w:val="a0"/>
     <w:link w:val="4"/>
     <w:uiPriority w:val="9"/>
@@ -1087,8 +1428,8 @@
       <w:color w:val="0F4761" w:themeColor="accent1" w:themeShade="BF"/>
     </w:rPr>
   </w:style>
-  <w:style w:type="character" w:customStyle="1" w:styleId="50">
-    <w:name w:val="标题 5 字符"/>
+  <w:style w:type="character" w:customStyle="1" w:styleId="5Char">
+    <w:name w:val="标题 5 Char"/>
     <w:basedOn w:val="a0"/>
     <w:link w:val="5"/>
     <w:uiPriority w:val="9"/>
@@ -1099,8 +1440,8 @@
       <w:color w:val="0F4761" w:themeColor="accent1" w:themeShade="BF"/>
     </w:rPr>
   </w:style>
-  <w:style w:type="character" w:customStyle="1" w:styleId="60">
-    <w:name w:val="标题 6 字符"/>
+  <w:style w:type="character" w:customStyle="1" w:styleId="6Char">
+    <w:name w:val="标题 6 Char"/>
     <w:basedOn w:val="a0"/>
     <w:link w:val="6"/>
     <w:uiPriority w:val="9"/>
@@ -1113,8 +1454,8 @@
       <w:color w:val="595959" w:themeColor="text1" w:themeTint="A6"/>
     </w:rPr>
   </w:style>
-  <w:style w:type="character" w:customStyle="1" w:styleId="70">
-    <w:name w:val="标题 7 字符"/>
+  <w:style w:type="character" w:customStyle="1" w:styleId="7Char">
+    <w:name w:val="标题 7 Char"/>
     <w:basedOn w:val="a0"/>
     <w:link w:val="7"/>
     <w:uiPriority w:val="9"/>
@@ -1125,8 +1466,8 @@
       <w:color w:val="595959" w:themeColor="text1" w:themeTint="A6"/>
     </w:rPr>
   </w:style>
-  <w:style w:type="character" w:customStyle="1" w:styleId="80">
-    <w:name w:val="标题 8 字符"/>
+  <w:style w:type="character" w:customStyle="1" w:styleId="8Char">
+    <w:name w:val="标题 8 Char"/>
     <w:basedOn w:val="a0"/>
     <w:link w:val="8"/>
     <w:uiPriority w:val="9"/>
@@ -1139,8 +1480,8 @@
       <w:color w:val="272727" w:themeColor="text1" w:themeTint="D8"/>
     </w:rPr>
   </w:style>
-  <w:style w:type="character" w:customStyle="1" w:styleId="90">
-    <w:name w:val="标题 9 字符"/>
+  <w:style w:type="character" w:customStyle="1" w:styleId="9Char">
+    <w:name w:val="标题 9 Char"/>
     <w:basedOn w:val="a0"/>
     <w:link w:val="9"/>
     <w:uiPriority w:val="9"/>
@@ -1155,7 +1496,7 @@
     <w:name w:val="Title"/>
     <w:basedOn w:val="a"/>
     <w:next w:val="a"/>
-    <w:link w:val="a4"/>
+    <w:link w:val="Char"/>
     <w:uiPriority w:val="10"/>
     <w:qFormat/>
     <w:rsid w:val="00017E1C"/>
@@ -1171,8 +1512,8 @@
       <w:szCs w:val="56"/>
     </w:rPr>
   </w:style>
-  <w:style w:type="character" w:customStyle="1" w:styleId="a4">
-    <w:name w:val="标题 字符"/>
+  <w:style w:type="character" w:customStyle="1" w:styleId="Char">
+    <w:name w:val="标题 Char"/>
     <w:basedOn w:val="a0"/>
     <w:link w:val="a3"/>
     <w:uiPriority w:val="10"/>
@@ -1185,11 +1526,11 @@
       <w:szCs w:val="56"/>
     </w:rPr>
   </w:style>
-  <w:style w:type="paragraph" w:styleId="a5">
+  <w:style w:type="paragraph" w:styleId="a4">
     <w:name w:val="Subtitle"/>
     <w:basedOn w:val="a"/>
     <w:next w:val="a"/>
-    <w:link w:val="a6"/>
+    <w:link w:val="Char0"/>
     <w:uiPriority w:val="11"/>
     <w:qFormat/>
     <w:rsid w:val="00017E1C"/>
@@ -1206,10 +1547,10 @@
       <w:szCs w:val="28"/>
     </w:rPr>
   </w:style>
-  <w:style w:type="character" w:customStyle="1" w:styleId="a6">
-    <w:name w:val="副标题 字符"/>
-    <w:basedOn w:val="a0"/>
-    <w:link w:val="a5"/>
+  <w:style w:type="character" w:customStyle="1" w:styleId="Char0">
+    <w:name w:val="副标题 Char"/>
+    <w:basedOn w:val="a0"/>
+    <w:link w:val="a4"/>
     <w:uiPriority w:val="11"/>
     <w:rsid w:val="00017E1C"/>
     <w:rPr>
@@ -1220,11 +1561,11 @@
       <w:szCs w:val="28"/>
     </w:rPr>
   </w:style>
-  <w:style w:type="paragraph" w:styleId="a7">
+  <w:style w:type="paragraph" w:styleId="a5">
     <w:name w:val="Quote"/>
     <w:basedOn w:val="a"/>
     <w:next w:val="a"/>
-    <w:link w:val="a8"/>
+    <w:link w:val="Char1"/>
     <w:uiPriority w:val="29"/>
     <w:qFormat/>
     <w:rsid w:val="00017E1C"/>
@@ -1238,10 +1579,10 @@
       <w:color w:val="404040" w:themeColor="text1" w:themeTint="BF"/>
     </w:rPr>
   </w:style>
-  <w:style w:type="character" w:customStyle="1" w:styleId="a8">
-    <w:name w:val="引用 字符"/>
-    <w:basedOn w:val="a0"/>
-    <w:link w:val="a7"/>
+  <w:style w:type="character" w:customStyle="1" w:styleId="Char1">
+    <w:name w:val="引用 Char"/>
+    <w:basedOn w:val="a0"/>
+    <w:link w:val="a5"/>
     <w:uiPriority w:val="29"/>
     <w:rsid w:val="00017E1C"/>
     <w:rPr>
@@ -1250,7 +1591,7 @@
       <w:color w:val="404040" w:themeColor="text1" w:themeTint="BF"/>
     </w:rPr>
   </w:style>
-  <w:style w:type="paragraph" w:styleId="a9">
+  <w:style w:type="paragraph" w:styleId="a6">
     <w:name w:val="List Paragraph"/>
     <w:basedOn w:val="a"/>
     <w:uiPriority w:val="34"/>
@@ -1261,7 +1602,7 @@
       <w:contextualSpacing/>
     </w:pPr>
   </w:style>
-  <w:style w:type="character" w:styleId="aa">
+  <w:style w:type="character" w:styleId="a7">
     <w:name w:val="Intense Emphasis"/>
     <w:basedOn w:val="a0"/>
     <w:uiPriority w:val="21"/>
@@ -1273,11 +1614,11 @@
       <w:color w:val="0F4761" w:themeColor="accent1" w:themeShade="BF"/>
     </w:rPr>
   </w:style>
-  <w:style w:type="paragraph" w:styleId="ab">
+  <w:style w:type="paragraph" w:styleId="a8">
     <w:name w:val="Intense Quote"/>
     <w:basedOn w:val="a"/>
     <w:next w:val="a"/>
-    <w:link w:val="ac"/>
+    <w:link w:val="Char2"/>
     <w:uiPriority w:val="30"/>
     <w:qFormat/>
     <w:rsid w:val="00017E1C"/>
@@ -1296,10 +1637,10 @@
       <w:color w:val="0F4761" w:themeColor="accent1" w:themeShade="BF"/>
     </w:rPr>
   </w:style>
-  <w:style w:type="character" w:customStyle="1" w:styleId="ac">
-    <w:name w:val="明显引用 字符"/>
-    <w:basedOn w:val="a0"/>
-    <w:link w:val="ab"/>
+  <w:style w:type="character" w:customStyle="1" w:styleId="Char2">
+    <w:name w:val="明显引用 Char"/>
+    <w:basedOn w:val="a0"/>
+    <w:link w:val="a8"/>
     <w:uiPriority w:val="30"/>
     <w:rsid w:val="00017E1C"/>
     <w:rPr>
@@ -1308,7 +1649,7 @@
       <w:color w:val="0F4761" w:themeColor="accent1" w:themeShade="BF"/>
     </w:rPr>
   </w:style>
-  <w:style w:type="character" w:styleId="ad">
+  <w:style w:type="character" w:styleId="a9">
     <w:name w:val="Intense Reference"/>
     <w:basedOn w:val="a0"/>
     <w:uiPriority w:val="32"/>
@@ -1322,28 +1663,28 @@
       <w:spacing w:val="5"/>
     </w:rPr>
   </w:style>
-  <w:style w:type="paragraph" w:styleId="ae">
+  <w:style w:type="paragraph" w:styleId="aa">
     <w:name w:val="Date"/>
     <w:basedOn w:val="a"/>
     <w:next w:val="a"/>
-    <w:link w:val="af"/>
+    <w:link w:val="Char3"/>
     <w:uiPriority w:val="99"/>
     <w:semiHidden/>
     <w:unhideWhenUsed/>
     <w:rsid w:val="00F454EB"/>
   </w:style>
-  <w:style w:type="character" w:customStyle="1" w:styleId="af">
-    <w:name w:val="日期 字符"/>
-    <w:basedOn w:val="a0"/>
-    <w:link w:val="ae"/>
+  <w:style w:type="character" w:customStyle="1" w:styleId="Char3">
+    <w:name w:val="日期 Char"/>
+    <w:basedOn w:val="a0"/>
+    <w:link w:val="aa"/>
     <w:uiPriority w:val="99"/>
     <w:semiHidden/>
     <w:rsid w:val="00F454EB"/>
   </w:style>
-  <w:style w:type="paragraph" w:styleId="af0">
+  <w:style w:type="paragraph" w:styleId="ab">
     <w:name w:val="header"/>
     <w:basedOn w:val="a"/>
-    <w:link w:val="af1"/>
+    <w:link w:val="Char4"/>
     <w:uiPriority w:val="99"/>
     <w:unhideWhenUsed/>
     <w:rsid w:val="00C50064"/>
@@ -1355,17 +1696,17 @@
       <w:spacing w:after="0" w:line="240" w:lineRule="auto"/>
     </w:pPr>
   </w:style>
-  <w:style w:type="character" w:customStyle="1" w:styleId="af1">
-    <w:name w:val="页眉 字符"/>
-    <w:basedOn w:val="a0"/>
-    <w:link w:val="af0"/>
+  <w:style w:type="character" w:customStyle="1" w:styleId="Char4">
+    <w:name w:val="页眉 Char"/>
+    <w:basedOn w:val="a0"/>
+    <w:link w:val="ab"/>
     <w:uiPriority w:val="99"/>
     <w:rsid w:val="00C50064"/>
   </w:style>
-  <w:style w:type="paragraph" w:styleId="af2">
+  <w:style w:type="paragraph" w:styleId="ac">
     <w:name w:val="footer"/>
     <w:basedOn w:val="a"/>
-    <w:link w:val="af3"/>
+    <w:link w:val="Char5"/>
     <w:uiPriority w:val="99"/>
     <w:unhideWhenUsed/>
     <w:rsid w:val="00C50064"/>
@@ -1377,12 +1718,815 @@
       <w:spacing w:after="0" w:line="240" w:lineRule="auto"/>
     </w:pPr>
   </w:style>
-  <w:style w:type="character" w:customStyle="1" w:styleId="af3">
-    <w:name w:val="页脚 字符"/>
-    <w:basedOn w:val="a0"/>
-    <w:link w:val="af2"/>
+  <w:style w:type="character" w:customStyle="1" w:styleId="Char5">
+    <w:name w:val="页脚 Char"/>
+    <w:basedOn w:val="a0"/>
+    <w:link w:val="ac"/>
     <w:uiPriority w:val="99"/>
     <w:rsid w:val="00C50064"/>
+  </w:style>
+  <w:style w:type="paragraph" w:styleId="ad">
+    <w:name w:val="Balloon Text"/>
+    <w:basedOn w:val="a"/>
+    <w:link w:val="Char6"/>
+    <w:uiPriority w:val="99"/>
+    <w:semiHidden/>
+    <w:unhideWhenUsed/>
+    <w:rsid w:val="00EF6184"/>
+    <w:pPr>
+      <w:spacing w:after="0" w:line="240" w:lineRule="auto"/>
+    </w:pPr>
+    <w:rPr>
+      <w:rFonts w:ascii="宋体" w:eastAsia="宋体"/>
+      <w:sz w:val="18"/>
+      <w:szCs w:val="18"/>
+    </w:rPr>
+  </w:style>
+  <w:style w:type="character" w:customStyle="1" w:styleId="Char6">
+    <w:name w:val="批注框文本 Char"/>
+    <w:basedOn w:val="a0"/>
+    <w:link w:val="ad"/>
+    <w:uiPriority w:val="99"/>
+    <w:semiHidden/>
+    <w:rsid w:val="00EF6184"/>
+    <w:rPr>
+      <w:rFonts w:ascii="宋体" w:eastAsia="宋体"/>
+      <w:sz w:val="18"/>
+      <w:szCs w:val="18"/>
+    </w:rPr>
+  </w:style>
+</w:styles>
+</file>
+
+<file path=word/stylesWithEffects.xml><?xml version="1.0" encoding="utf-8"?>
+<w:styles xmlns:wpc="http://schemas.microsoft.com/office/word/2010/wordprocessingCanvas" xmlns:mc="http://schemas.openxmlformats.org/markup-compatibility/2006" xmlns:o="urn:schemas-microsoft-com:office:office" xmlns:r="http://schemas.openxmlformats.org/officeDocument/2006/relationships" xmlns:m="http://schemas.openxmlformats.org/officeDocument/2006/math" xmlns:v="urn:schemas-microsoft-com:vml" xmlns:wp14="http://schemas.microsoft.com/office/word/2010/wordprocessingDrawing" xmlns:wp="http://schemas.openxmlformats.org/drawingml/2006/wordprocessingDrawing" xmlns:w10="urn:schemas-microsoft-com:office:word" xmlns:w="http://schemas.openxmlformats.org/wordprocessingml/2006/main" xmlns:w14="http://schemas.microsoft.com/office/word/2010/wordml" xmlns:wpg="http://schemas.microsoft.com/office/word/2010/wordprocessingGroup" xmlns:wpi="http://schemas.microsoft.com/office/word/2010/wordprocessingInk" xmlns:wne="http://schemas.microsoft.com/office/word/2006/wordml" xmlns:wps="http://schemas.microsoft.com/office/word/2010/wordprocessingShape" mc:Ignorable="w14 wp14">
+  <w:docDefaults>
+    <w:rPrDefault>
+      <w:rPr>
+        <w:rFonts w:asciiTheme="minorHAnsi" w:eastAsiaTheme="minorEastAsia" w:hAnsiTheme="minorHAnsi" w:cstheme="minorBidi"/>
+        <w:kern w:val="2"/>
+        <w:sz w:val="24"/>
+        <w:szCs w:val="24"/>
+        <w:lang w:val="en-GB" w:eastAsia="zh-CN" w:bidi="ar-SA"/>
+        <w14:ligatures w14:val="standardContextual"/>
+      </w:rPr>
+    </w:rPrDefault>
+    <w:pPrDefault>
+      <w:pPr>
+        <w:spacing w:after="160" w:line="278" w:lineRule="auto"/>
+      </w:pPr>
+    </w:pPrDefault>
+  </w:docDefaults>
+  <w:latentStyles w:defLockedState="0" w:defUIPriority="99" w:defSemiHidden="1" w:defUnhideWhenUsed="1" w:defQFormat="0" w:count="267">
+    <w:lsdException w:name="Normal" w:semiHidden="0" w:uiPriority="0" w:unhideWhenUsed="0" w:qFormat="1"/>
+    <w:lsdException w:name="heading 1" w:semiHidden="0" w:uiPriority="9" w:unhideWhenUsed="0" w:qFormat="1"/>
+    <w:lsdException w:name="heading 2" w:uiPriority="9" w:qFormat="1"/>
+    <w:lsdException w:name="heading 3" w:uiPriority="9" w:qFormat="1"/>
+    <w:lsdException w:name="heading 4" w:uiPriority="9" w:qFormat="1"/>
+    <w:lsdException w:name="heading 5" w:uiPriority="9" w:qFormat="1"/>
+    <w:lsdException w:name="heading 6" w:uiPriority="9" w:qFormat="1"/>
+    <w:lsdException w:name="heading 7" w:uiPriority="9" w:qFormat="1"/>
+    <w:lsdException w:name="heading 8" w:uiPriority="9" w:qFormat="1"/>
+    <w:lsdException w:name="heading 9" w:uiPriority="9" w:qFormat="1"/>
+    <w:lsdException w:name="toc 1" w:uiPriority="39"/>
+    <w:lsdException w:name="toc 2" w:uiPriority="39"/>
+    <w:lsdException w:name="toc 3" w:uiPriority="39"/>
+    <w:lsdException w:name="toc 4" w:uiPriority="39"/>
+    <w:lsdException w:name="toc 5" w:uiPriority="39"/>
+    <w:lsdException w:name="toc 6" w:uiPriority="39"/>
+    <w:lsdException w:name="toc 7" w:uiPriority="39"/>
+    <w:lsdException w:name="toc 8" w:uiPriority="39"/>
+    <w:lsdException w:name="toc 9" w:uiPriority="39"/>
+    <w:lsdException w:name="caption" w:uiPriority="35" w:qFormat="1"/>
+    <w:lsdException w:name="Title" w:semiHidden="0" w:uiPriority="10" w:unhideWhenUsed="0" w:qFormat="1"/>
+    <w:lsdException w:name="Default Paragraph Font" w:uiPriority="1"/>
+    <w:lsdException w:name="Subtitle" w:semiHidden="0" w:uiPriority="11" w:unhideWhenUsed="0" w:qFormat="1"/>
+    <w:lsdException w:name="Strong" w:semiHidden="0" w:uiPriority="22" w:unhideWhenUsed="0" w:qFormat="1"/>
+    <w:lsdException w:name="Emphasis" w:semiHidden="0" w:uiPriority="20" w:unhideWhenUsed="0" w:qFormat="1"/>
+    <w:lsdException w:name="Table Grid" w:semiHidden="0" w:uiPriority="39" w:unhideWhenUsed="0"/>
+    <w:lsdException w:name="Placeholder Text" w:unhideWhenUsed="0"/>
+    <w:lsdException w:name="No Spacing" w:semiHidden="0" w:uiPriority="1" w:unhideWhenUsed="0" w:qFormat="1"/>
+    <w:lsdException w:name="Light Shading" w:semiHidden="0" w:uiPriority="60" w:unhideWhenUsed="0"/>
+    <w:lsdException w:name="Light List" w:semiHidden="0" w:uiPriority="61" w:unhideWhenUsed="0"/>
+    <w:lsdException w:name="Light Grid" w:semiHidden="0" w:uiPriority="62" w:unhideWhenUsed="0"/>
+    <w:lsdException w:name="Medium Shading 1" w:semiHidden="0" w:uiPriority="63" w:unhideWhenUsed="0"/>
+    <w:lsdException w:name="Medium Shading 2" w:semiHidden="0" w:uiPriority="64" w:unhideWhenUsed="0"/>
+    <w:lsdException w:name="Medium List 1" w:semiHidden="0" w:uiPriority="65" w:unhideWhenUsed="0"/>
+    <w:lsdException w:name="Medium List 2" w:semiHidden="0" w:uiPriority="66" w:unhideWhenUsed="0"/>
+    <w:lsdException w:name="Medium Grid 1" w:semiHidden="0" w:uiPriority="67" w:unhideWhenUsed="0"/>
+    <w:lsdException w:name="Medium Grid 2" w:semiHidden="0" w:uiPriority="68" w:unhideWhenUsed="0"/>
+    <w:lsdException w:name="Medium Grid 3" w:semiHidden="0" w:uiPriority="69" w:unhideWhenUsed="0"/>
+    <w:lsdException w:name="Dark List" w:semiHidden="0" w:uiPriority="70" w:unhideWhenUsed="0"/>
+    <w:lsdException w:name="Colorful Shading" w:semiHidden="0" w:uiPriority="71" w:unhideWhenUsed="0"/>
+    <w:lsdException w:name="Colorful List" w:semiHidden="0" w:uiPriority="72" w:unhideWhenUsed="0"/>
+    <w:lsdException w:name="Colorful Grid" w:semiHidden="0" w:uiPriority="73" w:unhideWhenUsed="0"/>
+    <w:lsdException w:name="Light Shading Accent 1" w:semiHidden="0" w:uiPriority="60" w:unhideWhenUsed="0"/>
+    <w:lsdException w:name="Light List Accent 1" w:semiHidden="0" w:uiPriority="61" w:unhideWhenUsed="0"/>
+    <w:lsdException w:name="Light Grid Accent 1" w:semiHidden="0" w:uiPriority="62" w:unhideWhenUsed="0"/>
+    <w:lsdException w:name="Medium Shading 1 Accent 1" w:semiHidden="0" w:uiPriority="63" w:unhideWhenUsed="0"/>
+    <w:lsdException w:name="Medium Shading 2 Accent 1" w:semiHidden="0" w:uiPriority="64" w:unhideWhenUsed="0"/>
+    <w:lsdException w:name="Medium List 1 Accent 1" w:semiHidden="0" w:uiPriority="65" w:unhideWhenUsed="0"/>
+    <w:lsdException w:name="Revision" w:unhideWhenUsed="0"/>
+    <w:lsdException w:name="List Paragraph" w:semiHidden="0" w:uiPriority="34" w:unhideWhenUsed="0" w:qFormat="1"/>
+    <w:lsdException w:name="Quote" w:semiHidden="0" w:uiPriority="29" w:unhideWhenUsed="0" w:qFormat="1"/>
+    <w:lsdException w:name="Intense Quote" w:semiHidden="0" w:uiPriority="30" w:unhideWhenUsed="0" w:qFormat="1"/>
+    <w:lsdException w:name="Medium List 2 Accent 1" w:semiHidden="0" w:uiPriority="66" w:unhideWhenUsed="0"/>
+    <w:lsdException w:name="Medium Grid 1 Accent 1" w:semiHidden="0" w:uiPriority="67" w:unhideWhenUsed="0"/>
+    <w:lsdException w:name="Medium Grid 2 Accent 1" w:semiHidden="0" w:uiPriority="68" w:unhideWhenUsed="0"/>
+    <w:lsdException w:name="Medium Grid 3 Accent 1" w:semiHidden="0" w:uiPriority="69" w:unhideWhenUsed="0"/>
+    <w:lsdException w:name="Dark List Accent 1" w:semiHidden="0" w:uiPriority="70" w:unhideWhenUsed="0"/>
+    <w:lsdException w:name="Colorful Shading Accent 1" w:semiHidden="0" w:uiPriority="71" w:unhideWhenUsed="0"/>
+    <w:lsdException w:name="Colorful List Accent 1" w:semiHidden="0" w:uiPriority="72" w:unhideWhenUsed="0"/>
+    <w:lsdException w:name="Colorful Grid Accent 1" w:semiHidden="0" w:uiPriority="73" w:unhideWhenUsed="0"/>
+    <w:lsdException w:name="Light Shading Accent 2" w:semiHidden="0" w:uiPriority="60" w:unhideWhenUsed="0"/>
+    <w:lsdException w:name="Light List Accent 2" w:semiHidden="0" w:uiPriority="61" w:unhideWhenUsed="0"/>
+    <w:lsdException w:name="Light Grid Accent 2" w:semiHidden="0" w:uiPriority="62" w:unhideWhenUsed="0"/>
+    <w:lsdException w:name="Medium Shading 1 Accent 2" w:semiHidden="0" w:uiPriority="63" w:unhideWhenUsed="0"/>
+    <w:lsdException w:name="Medium Shading 2 Accent 2" w:semiHidden="0" w:uiPriority="64" w:unhideWhenUsed="0"/>
+    <w:lsdException w:name="Medium List 1 Accent 2" w:semiHidden="0" w:uiPriority="65" w:unhideWhenUsed="0"/>
+    <w:lsdException w:name="Medium List 2 Accent 2" w:semiHidden="0" w:uiPriority="66" w:unhideWhenUsed="0"/>
+    <w:lsdException w:name="Medium Grid 1 Accent 2" w:semiHidden="0" w:uiPriority="67" w:unhideWhenUsed="0"/>
+    <w:lsdException w:name="Medium Grid 2 Accent 2" w:semiHidden="0" w:uiPriority="68" w:unhideWhenUsed="0"/>
+    <w:lsdException w:name="Medium Grid 3 Accent 2" w:semiHidden="0" w:uiPriority="69" w:unhideWhenUsed="0"/>
+    <w:lsdException w:name="Dark List Accent 2" w:semiHidden="0" w:uiPriority="70" w:unhideWhenUsed="0"/>
+    <w:lsdException w:name="Colorful Shading Accent 2" w:semiHidden="0" w:uiPriority="71" w:unhideWhenUsed="0"/>
+    <w:lsdException w:name="Colorful List Accent 2" w:semiHidden="0" w:uiPriority="72" w:unhideWhenUsed="0"/>
+    <w:lsdException w:name="Colorful Grid Accent 2" w:semiHidden="0" w:uiPriority="73" w:unhideWhenUsed="0"/>
+    <w:lsdException w:name="Light Shading Accent 3" w:semiHidden="0" w:uiPriority="60" w:unhideWhenUsed="0"/>
+    <w:lsdException w:name="Light List Accent 3" w:semiHidden="0" w:uiPriority="61" w:unhideWhenUsed="0"/>
+    <w:lsdException w:name="Light Grid Accent 3" w:semiHidden="0" w:uiPriority="62" w:unhideWhenUsed="0"/>
+    <w:lsdException w:name="Medium Shading 1 Accent 3" w:semiHidden="0" w:uiPriority="63" w:unhideWhenUsed="0"/>
+    <w:lsdException w:name="Medium Shading 2 Accent 3" w:semiHidden="0" w:uiPriority="64" w:unhideWhenUsed="0"/>
+    <w:lsdException w:name="Medium List 1 Accent 3" w:semiHidden="0" w:uiPriority="65" w:unhideWhenUsed="0"/>
+    <w:lsdException w:name="Medium List 2 Accent 3" w:semiHidden="0" w:uiPriority="66" w:unhideWhenUsed="0"/>
+    <w:lsdException w:name="Medium Grid 1 Accent 3" w:semiHidden="0" w:uiPriority="67" w:unhideWhenUsed="0"/>
+    <w:lsdException w:name="Medium Grid 2 Accent 3" w:semiHidden="0" w:uiPriority="68" w:unhideWhenUsed="0"/>
+    <w:lsdException w:name="Medium Grid 3 Accent 3" w:semiHidden="0" w:uiPriority="69" w:unhideWhenUsed="0"/>
+    <w:lsdException w:name="Dark List Accent 3" w:semiHidden="0" w:uiPriority="70" w:unhideWhenUsed="0"/>
+    <w:lsdException w:name="Colorful Shading Accent 3" w:semiHidden="0" w:uiPriority="71" w:unhideWhenUsed="0"/>
+    <w:lsdException w:name="Colorful List Accent 3" w:semiHidden="0" w:uiPriority="72" w:unhideWhenUsed="0"/>
+    <w:lsdException w:name="Colorful Grid Accent 3" w:semiHidden="0" w:uiPriority="73" w:unhideWhenUsed="0"/>
+    <w:lsdException w:name="Light Shading Accent 4" w:semiHidden="0" w:uiPriority="60" w:unhideWhenUsed="0"/>
+    <w:lsdException w:name="Light List Accent 4" w:semiHidden="0" w:uiPriority="61" w:unhideWhenUsed="0"/>
+    <w:lsdException w:name="Light Grid Accent 4" w:semiHidden="0" w:uiPriority="62" w:unhideWhenUsed="0"/>
+    <w:lsdException w:name="Medium Shading 1 Accent 4" w:semiHidden="0" w:uiPriority="63" w:unhideWhenUsed="0"/>
+    <w:lsdException w:name="Medium Shading 2 Accent 4" w:semiHidden="0" w:uiPriority="64" w:unhideWhenUsed="0"/>
+    <w:lsdException w:name="Medium List 1 Accent 4" w:semiHidden="0" w:uiPriority="65" w:unhideWhenUsed="0"/>
+    <w:lsdException w:name="Medium List 2 Accent 4" w:semiHidden="0" w:uiPriority="66" w:unhideWhenUsed="0"/>
+    <w:lsdException w:name="Medium Grid 1 Accent 4" w:semiHidden="0" w:uiPriority="67" w:unhideWhenUsed="0"/>
+    <w:lsdException w:name="Medium Grid 2 Accent 4" w:semiHidden="0" w:uiPriority="68" w:unhideWhenUsed="0"/>
+    <w:lsdException w:name="Medium Grid 3 Accent 4" w:semiHidden="0" w:uiPriority="69" w:unhideWhenUsed="0"/>
+    <w:lsdException w:name="Dark List Accent 4" w:semiHidden="0" w:uiPriority="70" w:unhideWhenUsed="0"/>
+    <w:lsdException w:name="Colorful Shading Accent 4" w:semiHidden="0" w:uiPriority="71" w:unhideWhenUsed="0"/>
+    <w:lsdException w:name="Colorful List Accent 4" w:semiHidden="0" w:uiPriority="72" w:unhideWhenUsed="0"/>
+    <w:lsdException w:name="Colorful Grid Accent 4" w:semiHidden="0" w:uiPriority="73" w:unhideWhenUsed="0"/>
+    <w:lsdException w:name="Light Shading Accent 5" w:semiHidden="0" w:uiPriority="60" w:unhideWhenUsed="0"/>
+    <w:lsdException w:name="Light List Accent 5" w:semiHidden="0" w:uiPriority="61" w:unhideWhenUsed="0"/>
+    <w:lsdException w:name="Light Grid Accent 5" w:semiHidden="0" w:uiPriority="62" w:unhideWhenUsed="0"/>
+    <w:lsdException w:name="Medium Shading 1 Accent 5" w:semiHidden="0" w:uiPriority="63" w:unhideWhenUsed="0"/>
+    <w:lsdException w:name="Medium Shading 2 Accent 5" w:semiHidden="0" w:uiPriority="64" w:unhideWhenUsed="0"/>
+    <w:lsdException w:name="Medium List 1 Accent 5" w:semiHidden="0" w:uiPriority="65" w:unhideWhenUsed="0"/>
+    <w:lsdException w:name="Medium List 2 Accent 5" w:semiHidden="0" w:uiPriority="66" w:unhideWhenUsed="0"/>
+    <w:lsdException w:name="Medium Grid 1 Accent 5" w:semiHidden="0" w:uiPriority="67" w:unhideWhenUsed="0"/>
+    <w:lsdException w:name="Medium Grid 2 Accent 5" w:semiHidden="0" w:uiPriority="68" w:unhideWhenUsed="0"/>
+    <w:lsdException w:name="Medium Grid 3 Accent 5" w:semiHidden="0" w:uiPriority="69" w:unhideWhenUsed="0"/>
+    <w:lsdException w:name="Dark List Accent 5" w:semiHidden="0" w:uiPriority="70" w:unhideWhenUsed="0"/>
+    <w:lsdException w:name="Colorful Shading Accent 5" w:semiHidden="0" w:uiPriority="71" w:unhideWhenUsed="0"/>
+    <w:lsdException w:name="Colorful List Accent 5" w:semiHidden="0" w:uiPriority="72" w:unhideWhenUsed="0"/>
+    <w:lsdException w:name="Colorful Grid Accent 5" w:semiHidden="0" w:uiPriority="73" w:unhideWhenUsed="0"/>
+    <w:lsdException w:name="Light Shading Accent 6" w:semiHidden="0" w:uiPriority="60" w:unhideWhenUsed="0"/>
+    <w:lsdException w:name="Light List Accent 6" w:semiHidden="0" w:uiPriority="61" w:unhideWhenUsed="0"/>
+    <w:lsdException w:name="Light Grid Accent 6" w:semiHidden="0" w:uiPriority="62" w:unhideWhenUsed="0"/>
+    <w:lsdException w:name="Medium Shading 1 Accent 6" w:semiHidden="0" w:uiPriority="63" w:unhideWhenUsed="0"/>
+    <w:lsdException w:name="Medium Shading 2 Accent 6" w:semiHidden="0" w:uiPriority="64" w:unhideWhenUsed="0"/>
+    <w:lsdException w:name="Medium List 1 Accent 6" w:semiHidden="0" w:uiPriority="65" w:unhideWhenUsed="0"/>
+    <w:lsdException w:name="Medium List 2 Accent 6" w:semiHidden="0" w:uiPriority="66" w:unhideWhenUsed="0"/>
+    <w:lsdException w:name="Medium Grid 1 Accent 6" w:semiHidden="0" w:uiPriority="67" w:unhideWhenUsed="0"/>
+    <w:lsdException w:name="Medium Grid 2 Accent 6" w:semiHidden="0" w:uiPriority="68" w:unhideWhenUsed="0"/>
+    <w:lsdException w:name="Medium Grid 3 Accent 6" w:semiHidden="0" w:uiPriority="69" w:unhideWhenUsed="0"/>
+    <w:lsdException w:name="Dark List Accent 6" w:semiHidden="0" w:uiPriority="70" w:unhideWhenUsed="0"/>
+    <w:lsdException w:name="Colorful Shading Accent 6" w:semiHidden="0" w:uiPriority="71" w:unhideWhenUsed="0"/>
+    <w:lsdException w:name="Colorful List Accent 6" w:semiHidden="0" w:uiPriority="72" w:unhideWhenUsed="0"/>
+    <w:lsdException w:name="Colorful Grid Accent 6" w:semiHidden="0" w:uiPriority="73" w:unhideWhenUsed="0"/>
+    <w:lsdException w:name="Subtle Emphasis" w:semiHidden="0" w:uiPriority="19" w:unhideWhenUsed="0" w:qFormat="1"/>
+    <w:lsdException w:name="Intense Emphasis" w:semiHidden="0" w:uiPriority="21" w:unhideWhenUsed="0" w:qFormat="1"/>
+    <w:lsdException w:name="Subtle Reference" w:semiHidden="0" w:uiPriority="31" w:unhideWhenUsed="0" w:qFormat="1"/>
+    <w:lsdException w:name="Intense Reference" w:semiHidden="0" w:uiPriority="32" w:unhideWhenUsed="0" w:qFormat="1"/>
+    <w:lsdException w:name="Book Title" w:semiHidden="0" w:uiPriority="33" w:unhideWhenUsed="0" w:qFormat="1"/>
+    <w:lsdException w:name="Bibliography" w:uiPriority="37"/>
+    <w:lsdException w:name="TOC Heading" w:uiPriority="39" w:qFormat="1"/>
+  </w:latentStyles>
+  <w:style w:type="paragraph" w:default="1" w:styleId="a">
+    <w:name w:val="Normal"/>
+    <w:qFormat/>
+  </w:style>
+  <w:style w:type="paragraph" w:styleId="1">
+    <w:name w:val="heading 1"/>
+    <w:basedOn w:val="a"/>
+    <w:next w:val="a"/>
+    <w:link w:val="1Char"/>
+    <w:uiPriority w:val="9"/>
+    <w:qFormat/>
+    <w:rsid w:val="00017E1C"/>
+    <w:pPr>
+      <w:keepNext/>
+      <w:keepLines/>
+      <w:spacing w:before="360" w:after="80"/>
+      <w:outlineLvl w:val="0"/>
+    </w:pPr>
+    <w:rPr>
+      <w:rFonts w:asciiTheme="majorHAnsi" w:eastAsiaTheme="majorEastAsia" w:hAnsiTheme="majorHAnsi" w:cstheme="majorBidi"/>
+      <w:color w:val="0F4761" w:themeColor="accent1" w:themeShade="BF"/>
+      <w:sz w:val="40"/>
+      <w:szCs w:val="40"/>
+    </w:rPr>
+  </w:style>
+  <w:style w:type="paragraph" w:styleId="2">
+    <w:name w:val="heading 2"/>
+    <w:basedOn w:val="a"/>
+    <w:next w:val="a"/>
+    <w:link w:val="2Char"/>
+    <w:uiPriority w:val="9"/>
+    <w:semiHidden/>
+    <w:unhideWhenUsed/>
+    <w:qFormat/>
+    <w:rsid w:val="00017E1C"/>
+    <w:pPr>
+      <w:keepNext/>
+      <w:keepLines/>
+      <w:spacing w:before="160" w:after="80"/>
+      <w:outlineLvl w:val="1"/>
+    </w:pPr>
+    <w:rPr>
+      <w:rFonts w:asciiTheme="majorHAnsi" w:eastAsiaTheme="majorEastAsia" w:hAnsiTheme="majorHAnsi" w:cstheme="majorBidi"/>
+      <w:color w:val="0F4761" w:themeColor="accent1" w:themeShade="BF"/>
+      <w:sz w:val="32"/>
+      <w:szCs w:val="32"/>
+    </w:rPr>
+  </w:style>
+  <w:style w:type="paragraph" w:styleId="3">
+    <w:name w:val="heading 3"/>
+    <w:basedOn w:val="a"/>
+    <w:next w:val="a"/>
+    <w:link w:val="3Char"/>
+    <w:uiPriority w:val="9"/>
+    <w:semiHidden/>
+    <w:unhideWhenUsed/>
+    <w:qFormat/>
+    <w:rsid w:val="00017E1C"/>
+    <w:pPr>
+      <w:keepNext/>
+      <w:keepLines/>
+      <w:spacing w:before="160" w:after="80"/>
+      <w:outlineLvl w:val="2"/>
+    </w:pPr>
+    <w:rPr>
+      <w:rFonts w:eastAsiaTheme="majorEastAsia" w:cstheme="majorBidi"/>
+      <w:color w:val="0F4761" w:themeColor="accent1" w:themeShade="BF"/>
+      <w:sz w:val="28"/>
+      <w:szCs w:val="28"/>
+    </w:rPr>
+  </w:style>
+  <w:style w:type="paragraph" w:styleId="4">
+    <w:name w:val="heading 4"/>
+    <w:basedOn w:val="a"/>
+    <w:next w:val="a"/>
+    <w:link w:val="4Char"/>
+    <w:uiPriority w:val="9"/>
+    <w:semiHidden/>
+    <w:unhideWhenUsed/>
+    <w:qFormat/>
+    <w:rsid w:val="00017E1C"/>
+    <w:pPr>
+      <w:keepNext/>
+      <w:keepLines/>
+      <w:spacing w:before="80" w:after="40"/>
+      <w:outlineLvl w:val="3"/>
+    </w:pPr>
+    <w:rPr>
+      <w:rFonts w:eastAsiaTheme="majorEastAsia" w:cstheme="majorBidi"/>
+      <w:i/>
+      <w:iCs/>
+      <w:color w:val="0F4761" w:themeColor="accent1" w:themeShade="BF"/>
+    </w:rPr>
+  </w:style>
+  <w:style w:type="paragraph" w:styleId="5">
+    <w:name w:val="heading 5"/>
+    <w:basedOn w:val="a"/>
+    <w:next w:val="a"/>
+    <w:link w:val="5Char"/>
+    <w:uiPriority w:val="9"/>
+    <w:semiHidden/>
+    <w:unhideWhenUsed/>
+    <w:qFormat/>
+    <w:rsid w:val="00017E1C"/>
+    <w:pPr>
+      <w:keepNext/>
+      <w:keepLines/>
+      <w:spacing w:before="80" w:after="40"/>
+      <w:outlineLvl w:val="4"/>
+    </w:pPr>
+    <w:rPr>
+      <w:rFonts w:eastAsiaTheme="majorEastAsia" w:cstheme="majorBidi"/>
+      <w:color w:val="0F4761" w:themeColor="accent1" w:themeShade="BF"/>
+    </w:rPr>
+  </w:style>
+  <w:style w:type="paragraph" w:styleId="6">
+    <w:name w:val="heading 6"/>
+    <w:basedOn w:val="a"/>
+    <w:next w:val="a"/>
+    <w:link w:val="6Char"/>
+    <w:uiPriority w:val="9"/>
+    <w:semiHidden/>
+    <w:unhideWhenUsed/>
+    <w:qFormat/>
+    <w:rsid w:val="00017E1C"/>
+    <w:pPr>
+      <w:keepNext/>
+      <w:keepLines/>
+      <w:spacing w:before="40" w:after="0"/>
+      <w:outlineLvl w:val="5"/>
+    </w:pPr>
+    <w:rPr>
+      <w:rFonts w:eastAsiaTheme="majorEastAsia" w:cstheme="majorBidi"/>
+      <w:i/>
+      <w:iCs/>
+      <w:color w:val="595959" w:themeColor="text1" w:themeTint="A6"/>
+    </w:rPr>
+  </w:style>
+  <w:style w:type="paragraph" w:styleId="7">
+    <w:name w:val="heading 7"/>
+    <w:basedOn w:val="a"/>
+    <w:next w:val="a"/>
+    <w:link w:val="7Char"/>
+    <w:uiPriority w:val="9"/>
+    <w:semiHidden/>
+    <w:unhideWhenUsed/>
+    <w:qFormat/>
+    <w:rsid w:val="00017E1C"/>
+    <w:pPr>
+      <w:keepNext/>
+      <w:keepLines/>
+      <w:spacing w:before="40" w:after="0"/>
+      <w:outlineLvl w:val="6"/>
+    </w:pPr>
+    <w:rPr>
+      <w:rFonts w:eastAsiaTheme="majorEastAsia" w:cstheme="majorBidi"/>
+      <w:color w:val="595959" w:themeColor="text1" w:themeTint="A6"/>
+    </w:rPr>
+  </w:style>
+  <w:style w:type="paragraph" w:styleId="8">
+    <w:name w:val="heading 8"/>
+    <w:basedOn w:val="a"/>
+    <w:next w:val="a"/>
+    <w:link w:val="8Char"/>
+    <w:uiPriority w:val="9"/>
+    <w:semiHidden/>
+    <w:unhideWhenUsed/>
+    <w:qFormat/>
+    <w:rsid w:val="00017E1C"/>
+    <w:pPr>
+      <w:keepNext/>
+      <w:keepLines/>
+      <w:spacing w:after="0"/>
+      <w:outlineLvl w:val="7"/>
+    </w:pPr>
+    <w:rPr>
+      <w:rFonts w:eastAsiaTheme="majorEastAsia" w:cstheme="majorBidi"/>
+      <w:i/>
+      <w:iCs/>
+      <w:color w:val="272727" w:themeColor="text1" w:themeTint="D8"/>
+    </w:rPr>
+  </w:style>
+  <w:style w:type="paragraph" w:styleId="9">
+    <w:name w:val="heading 9"/>
+    <w:basedOn w:val="a"/>
+    <w:next w:val="a"/>
+    <w:link w:val="9Char"/>
+    <w:uiPriority w:val="9"/>
+    <w:semiHidden/>
+    <w:unhideWhenUsed/>
+    <w:qFormat/>
+    <w:rsid w:val="00017E1C"/>
+    <w:pPr>
+      <w:keepNext/>
+      <w:keepLines/>
+      <w:spacing w:after="0"/>
+      <w:outlineLvl w:val="8"/>
+    </w:pPr>
+    <w:rPr>
+      <w:rFonts w:eastAsiaTheme="majorEastAsia" w:cstheme="majorBidi"/>
+      <w:color w:val="272727" w:themeColor="text1" w:themeTint="D8"/>
+    </w:rPr>
+  </w:style>
+  <w:style w:type="character" w:default="1" w:styleId="a0">
+    <w:name w:val="Default Paragraph Font"/>
+    <w:uiPriority w:val="1"/>
+    <w:semiHidden/>
+    <w:unhideWhenUsed/>
+  </w:style>
+  <w:style w:type="table" w:default="1" w:styleId="a1">
+    <w:name w:val="Normal Table"/>
+    <w:uiPriority w:val="99"/>
+    <w:semiHidden/>
+    <w:unhideWhenUsed/>
+    <w:tblPr>
+      <w:tblInd w:w="0" w:type="dxa"/>
+      <w:tblCellMar>
+        <w:top w:w="0" w:type="dxa"/>
+        <w:left w:w="108" w:type="dxa"/>
+        <w:bottom w:w="0" w:type="dxa"/>
+        <w:right w:w="108" w:type="dxa"/>
+      </w:tblCellMar>
+    </w:tblPr>
+  </w:style>
+  <w:style w:type="numbering" w:default="1" w:styleId="a2">
+    <w:name w:val="No List"/>
+    <w:uiPriority w:val="99"/>
+    <w:semiHidden/>
+    <w:unhideWhenUsed/>
+  </w:style>
+  <w:style w:type="character" w:customStyle="1" w:styleId="1Char">
+    <w:name w:val="标题 1 Char"/>
+    <w:basedOn w:val="a0"/>
+    <w:link w:val="1"/>
+    <w:uiPriority w:val="9"/>
+    <w:rsid w:val="00017E1C"/>
+    <w:rPr>
+      <w:rFonts w:asciiTheme="majorHAnsi" w:eastAsiaTheme="majorEastAsia" w:hAnsiTheme="majorHAnsi" w:cstheme="majorBidi"/>
+      <w:color w:val="0F4761" w:themeColor="accent1" w:themeShade="BF"/>
+      <w:sz w:val="40"/>
+      <w:szCs w:val="40"/>
+    </w:rPr>
+  </w:style>
+  <w:style w:type="character" w:customStyle="1" w:styleId="2Char">
+    <w:name w:val="标题 2 Char"/>
+    <w:basedOn w:val="a0"/>
+    <w:link w:val="2"/>
+    <w:uiPriority w:val="9"/>
+    <w:semiHidden/>
+    <w:rsid w:val="00017E1C"/>
+    <w:rPr>
+      <w:rFonts w:asciiTheme="majorHAnsi" w:eastAsiaTheme="majorEastAsia" w:hAnsiTheme="majorHAnsi" w:cstheme="majorBidi"/>
+      <w:color w:val="0F4761" w:themeColor="accent1" w:themeShade="BF"/>
+      <w:sz w:val="32"/>
+      <w:szCs w:val="32"/>
+    </w:rPr>
+  </w:style>
+  <w:style w:type="character" w:customStyle="1" w:styleId="3Char">
+    <w:name w:val="标题 3 Char"/>
+    <w:basedOn w:val="a0"/>
+    <w:link w:val="3"/>
+    <w:uiPriority w:val="9"/>
+    <w:semiHidden/>
+    <w:rsid w:val="00017E1C"/>
+    <w:rPr>
+      <w:rFonts w:eastAsiaTheme="majorEastAsia" w:cstheme="majorBidi"/>
+      <w:color w:val="0F4761" w:themeColor="accent1" w:themeShade="BF"/>
+      <w:sz w:val="28"/>
+      <w:szCs w:val="28"/>
+    </w:rPr>
+  </w:style>
+  <w:style w:type="character" w:customStyle="1" w:styleId="4Char">
+    <w:name w:val="标题 4 Char"/>
+    <w:basedOn w:val="a0"/>
+    <w:link w:val="4"/>
+    <w:uiPriority w:val="9"/>
+    <w:semiHidden/>
+    <w:rsid w:val="00017E1C"/>
+    <w:rPr>
+      <w:rFonts w:eastAsiaTheme="majorEastAsia" w:cstheme="majorBidi"/>
+      <w:i/>
+      <w:iCs/>
+      <w:color w:val="0F4761" w:themeColor="accent1" w:themeShade="BF"/>
+    </w:rPr>
+  </w:style>
+  <w:style w:type="character" w:customStyle="1" w:styleId="5Char">
+    <w:name w:val="标题 5 Char"/>
+    <w:basedOn w:val="a0"/>
+    <w:link w:val="5"/>
+    <w:uiPriority w:val="9"/>
+    <w:semiHidden/>
+    <w:rsid w:val="00017E1C"/>
+    <w:rPr>
+      <w:rFonts w:eastAsiaTheme="majorEastAsia" w:cstheme="majorBidi"/>
+      <w:color w:val="0F4761" w:themeColor="accent1" w:themeShade="BF"/>
+    </w:rPr>
+  </w:style>
+  <w:style w:type="character" w:customStyle="1" w:styleId="6Char">
+    <w:name w:val="标题 6 Char"/>
+    <w:basedOn w:val="a0"/>
+    <w:link w:val="6"/>
+    <w:uiPriority w:val="9"/>
+    <w:semiHidden/>
+    <w:rsid w:val="00017E1C"/>
+    <w:rPr>
+      <w:rFonts w:eastAsiaTheme="majorEastAsia" w:cstheme="majorBidi"/>
+      <w:i/>
+      <w:iCs/>
+      <w:color w:val="595959" w:themeColor="text1" w:themeTint="A6"/>
+    </w:rPr>
+  </w:style>
+  <w:style w:type="character" w:customStyle="1" w:styleId="7Char">
+    <w:name w:val="标题 7 Char"/>
+    <w:basedOn w:val="a0"/>
+    <w:link w:val="7"/>
+    <w:uiPriority w:val="9"/>
+    <w:semiHidden/>
+    <w:rsid w:val="00017E1C"/>
+    <w:rPr>
+      <w:rFonts w:eastAsiaTheme="majorEastAsia" w:cstheme="majorBidi"/>
+      <w:color w:val="595959" w:themeColor="text1" w:themeTint="A6"/>
+    </w:rPr>
+  </w:style>
+  <w:style w:type="character" w:customStyle="1" w:styleId="8Char">
+    <w:name w:val="标题 8 Char"/>
+    <w:basedOn w:val="a0"/>
+    <w:link w:val="8"/>
+    <w:uiPriority w:val="9"/>
+    <w:semiHidden/>
+    <w:rsid w:val="00017E1C"/>
+    <w:rPr>
+      <w:rFonts w:eastAsiaTheme="majorEastAsia" w:cstheme="majorBidi"/>
+      <w:i/>
+      <w:iCs/>
+      <w:color w:val="272727" w:themeColor="text1" w:themeTint="D8"/>
+    </w:rPr>
+  </w:style>
+  <w:style w:type="character" w:customStyle="1" w:styleId="9Char">
+    <w:name w:val="标题 9 Char"/>
+    <w:basedOn w:val="a0"/>
+    <w:link w:val="9"/>
+    <w:uiPriority w:val="9"/>
+    <w:semiHidden/>
+    <w:rsid w:val="00017E1C"/>
+    <w:rPr>
+      <w:rFonts w:eastAsiaTheme="majorEastAsia" w:cstheme="majorBidi"/>
+      <w:color w:val="272727" w:themeColor="text1" w:themeTint="D8"/>
+    </w:rPr>
+  </w:style>
+  <w:style w:type="paragraph" w:styleId="a3">
+    <w:name w:val="Title"/>
+    <w:basedOn w:val="a"/>
+    <w:next w:val="a"/>
+    <w:link w:val="Char"/>
+    <w:uiPriority w:val="10"/>
+    <w:qFormat/>
+    <w:rsid w:val="00017E1C"/>
+    <w:pPr>
+      <w:spacing w:after="80" w:line="240" w:lineRule="auto"/>
+      <w:contextualSpacing/>
+    </w:pPr>
+    <w:rPr>
+      <w:rFonts w:asciiTheme="majorHAnsi" w:eastAsiaTheme="majorEastAsia" w:hAnsiTheme="majorHAnsi" w:cstheme="majorBidi"/>
+      <w:spacing w:val="-10"/>
+      <w:kern w:val="28"/>
+      <w:sz w:val="56"/>
+      <w:szCs w:val="56"/>
+    </w:rPr>
+  </w:style>
+  <w:style w:type="character" w:customStyle="1" w:styleId="Char">
+    <w:name w:val="标题 Char"/>
+    <w:basedOn w:val="a0"/>
+    <w:link w:val="a3"/>
+    <w:uiPriority w:val="10"/>
+    <w:rsid w:val="00017E1C"/>
+    <w:rPr>
+      <w:rFonts w:asciiTheme="majorHAnsi" w:eastAsiaTheme="majorEastAsia" w:hAnsiTheme="majorHAnsi" w:cstheme="majorBidi"/>
+      <w:spacing w:val="-10"/>
+      <w:kern w:val="28"/>
+      <w:sz w:val="56"/>
+      <w:szCs w:val="56"/>
+    </w:rPr>
+  </w:style>
+  <w:style w:type="paragraph" w:styleId="a4">
+    <w:name w:val="Subtitle"/>
+    <w:basedOn w:val="a"/>
+    <w:next w:val="a"/>
+    <w:link w:val="Char0"/>
+    <w:uiPriority w:val="11"/>
+    <w:qFormat/>
+    <w:rsid w:val="00017E1C"/>
+    <w:pPr>
+      <w:numPr>
+        <w:ilvl w:val="1"/>
+      </w:numPr>
+    </w:pPr>
+    <w:rPr>
+      <w:rFonts w:eastAsiaTheme="majorEastAsia" w:cstheme="majorBidi"/>
+      <w:color w:val="595959" w:themeColor="text1" w:themeTint="A6"/>
+      <w:spacing w:val="15"/>
+      <w:sz w:val="28"/>
+      <w:szCs w:val="28"/>
+    </w:rPr>
+  </w:style>
+  <w:style w:type="character" w:customStyle="1" w:styleId="Char0">
+    <w:name w:val="副标题 Char"/>
+    <w:basedOn w:val="a0"/>
+    <w:link w:val="a4"/>
+    <w:uiPriority w:val="11"/>
+    <w:rsid w:val="00017E1C"/>
+    <w:rPr>
+      <w:rFonts w:eastAsiaTheme="majorEastAsia" w:cstheme="majorBidi"/>
+      <w:color w:val="595959" w:themeColor="text1" w:themeTint="A6"/>
+      <w:spacing w:val="15"/>
+      <w:sz w:val="28"/>
+      <w:szCs w:val="28"/>
+    </w:rPr>
+  </w:style>
+  <w:style w:type="paragraph" w:styleId="a5">
+    <w:name w:val="Quote"/>
+    <w:basedOn w:val="a"/>
+    <w:next w:val="a"/>
+    <w:link w:val="Char1"/>
+    <w:uiPriority w:val="29"/>
+    <w:qFormat/>
+    <w:rsid w:val="00017E1C"/>
+    <w:pPr>
+      <w:spacing w:before="160"/>
+      <w:jc w:val="center"/>
+    </w:pPr>
+    <w:rPr>
+      <w:i/>
+      <w:iCs/>
+      <w:color w:val="404040" w:themeColor="text1" w:themeTint="BF"/>
+    </w:rPr>
+  </w:style>
+  <w:style w:type="character" w:customStyle="1" w:styleId="Char1">
+    <w:name w:val="引用 Char"/>
+    <w:basedOn w:val="a0"/>
+    <w:link w:val="a5"/>
+    <w:uiPriority w:val="29"/>
+    <w:rsid w:val="00017E1C"/>
+    <w:rPr>
+      <w:i/>
+      <w:iCs/>
+      <w:color w:val="404040" w:themeColor="text1" w:themeTint="BF"/>
+    </w:rPr>
+  </w:style>
+  <w:style w:type="paragraph" w:styleId="a6">
+    <w:name w:val="List Paragraph"/>
+    <w:basedOn w:val="a"/>
+    <w:uiPriority w:val="34"/>
+    <w:qFormat/>
+    <w:rsid w:val="00017E1C"/>
+    <w:pPr>
+      <w:ind w:left="720"/>
+      <w:contextualSpacing/>
+    </w:pPr>
+  </w:style>
+  <w:style w:type="character" w:styleId="a7">
+    <w:name w:val="Intense Emphasis"/>
+    <w:basedOn w:val="a0"/>
+    <w:uiPriority w:val="21"/>
+    <w:qFormat/>
+    <w:rsid w:val="00017E1C"/>
+    <w:rPr>
+      <w:i/>
+      <w:iCs/>
+      <w:color w:val="0F4761" w:themeColor="accent1" w:themeShade="BF"/>
+    </w:rPr>
+  </w:style>
+  <w:style w:type="paragraph" w:styleId="a8">
+    <w:name w:val="Intense Quote"/>
+    <w:basedOn w:val="a"/>
+    <w:next w:val="a"/>
+    <w:link w:val="Char2"/>
+    <w:uiPriority w:val="30"/>
+    <w:qFormat/>
+    <w:rsid w:val="00017E1C"/>
+    <w:pPr>
+      <w:pBdr>
+        <w:top w:val="single" w:sz="4" w:space="10" w:color="0F4761" w:themeColor="accent1" w:themeShade="BF"/>
+        <w:bottom w:val="single" w:sz="4" w:space="10" w:color="0F4761" w:themeColor="accent1" w:themeShade="BF"/>
+      </w:pBdr>
+      <w:spacing w:before="360" w:after="360"/>
+      <w:ind w:left="864" w:right="864"/>
+      <w:jc w:val="center"/>
+    </w:pPr>
+    <w:rPr>
+      <w:i/>
+      <w:iCs/>
+      <w:color w:val="0F4761" w:themeColor="accent1" w:themeShade="BF"/>
+    </w:rPr>
+  </w:style>
+  <w:style w:type="character" w:customStyle="1" w:styleId="Char2">
+    <w:name w:val="明显引用 Char"/>
+    <w:basedOn w:val="a0"/>
+    <w:link w:val="a8"/>
+    <w:uiPriority w:val="30"/>
+    <w:rsid w:val="00017E1C"/>
+    <w:rPr>
+      <w:i/>
+      <w:iCs/>
+      <w:color w:val="0F4761" w:themeColor="accent1" w:themeShade="BF"/>
+    </w:rPr>
+  </w:style>
+  <w:style w:type="character" w:styleId="a9">
+    <w:name w:val="Intense Reference"/>
+    <w:basedOn w:val="a0"/>
+    <w:uiPriority w:val="32"/>
+    <w:qFormat/>
+    <w:rsid w:val="00017E1C"/>
+    <w:rPr>
+      <w:b/>
+      <w:bCs/>
+      <w:smallCaps/>
+      <w:color w:val="0F4761" w:themeColor="accent1" w:themeShade="BF"/>
+      <w:spacing w:val="5"/>
+    </w:rPr>
+  </w:style>
+  <w:style w:type="paragraph" w:styleId="aa">
+    <w:name w:val="Date"/>
+    <w:basedOn w:val="a"/>
+    <w:next w:val="a"/>
+    <w:link w:val="Char3"/>
+    <w:uiPriority w:val="99"/>
+    <w:semiHidden/>
+    <w:unhideWhenUsed/>
+    <w:rsid w:val="00F454EB"/>
+  </w:style>
+  <w:style w:type="character" w:customStyle="1" w:styleId="Char3">
+    <w:name w:val="日期 Char"/>
+    <w:basedOn w:val="a0"/>
+    <w:link w:val="aa"/>
+    <w:uiPriority w:val="99"/>
+    <w:semiHidden/>
+    <w:rsid w:val="00F454EB"/>
+  </w:style>
+  <w:style w:type="paragraph" w:styleId="ab">
+    <w:name w:val="header"/>
+    <w:basedOn w:val="a"/>
+    <w:link w:val="Char4"/>
+    <w:uiPriority w:val="99"/>
+    <w:unhideWhenUsed/>
+    <w:rsid w:val="00C50064"/>
+    <w:pPr>
+      <w:tabs>
+        <w:tab w:val="center" w:pos="4153"/>
+        <w:tab w:val="right" w:pos="8306"/>
+      </w:tabs>
+      <w:spacing w:after="0" w:line="240" w:lineRule="auto"/>
+    </w:pPr>
+  </w:style>
+  <w:style w:type="character" w:customStyle="1" w:styleId="Char4">
+    <w:name w:val="页眉 Char"/>
+    <w:basedOn w:val="a0"/>
+    <w:link w:val="ab"/>
+    <w:uiPriority w:val="99"/>
+    <w:rsid w:val="00C50064"/>
+  </w:style>
+  <w:style w:type="paragraph" w:styleId="ac">
+    <w:name w:val="footer"/>
+    <w:basedOn w:val="a"/>
+    <w:link w:val="Char5"/>
+    <w:uiPriority w:val="99"/>
+    <w:unhideWhenUsed/>
+    <w:rsid w:val="00C50064"/>
+    <w:pPr>
+      <w:tabs>
+        <w:tab w:val="center" w:pos="4153"/>
+        <w:tab w:val="right" w:pos="8306"/>
+      </w:tabs>
+      <w:spacing w:after="0" w:line="240" w:lineRule="auto"/>
+    </w:pPr>
+  </w:style>
+  <w:style w:type="character" w:customStyle="1" w:styleId="Char5">
+    <w:name w:val="页脚 Char"/>
+    <w:basedOn w:val="a0"/>
+    <w:link w:val="ac"/>
+    <w:uiPriority w:val="99"/>
+    <w:rsid w:val="00C50064"/>
+  </w:style>
+  <w:style w:type="paragraph" w:styleId="ad">
+    <w:name w:val="Balloon Text"/>
+    <w:basedOn w:val="a"/>
+    <w:link w:val="Char6"/>
+    <w:uiPriority w:val="99"/>
+    <w:semiHidden/>
+    <w:unhideWhenUsed/>
+    <w:rsid w:val="00EF6184"/>
+    <w:pPr>
+      <w:spacing w:after="0" w:line="240" w:lineRule="auto"/>
+    </w:pPr>
+    <w:rPr>
+      <w:rFonts w:ascii="宋体" w:eastAsia="宋体"/>
+      <w:sz w:val="18"/>
+      <w:szCs w:val="18"/>
+    </w:rPr>
+  </w:style>
+  <w:style w:type="character" w:customStyle="1" w:styleId="Char6">
+    <w:name w:val="批注框文本 Char"/>
+    <w:basedOn w:val="a0"/>
+    <w:link w:val="ad"/>
+    <w:uiPriority w:val="99"/>
+    <w:semiHidden/>
+    <w:rsid w:val="00EF6184"/>
+    <w:rPr>
+      <w:rFonts w:ascii="宋体" w:eastAsia="宋体"/>
+      <w:sz w:val="18"/>
+      <w:szCs w:val="18"/>
+    </w:rPr>
   </w:style>
 </w:styles>
 </file>
@@ -1430,7 +2574,7 @@
     </a:clrScheme>
     <a:fontScheme name="Office">
       <a:majorFont>
-        <a:latin typeface="等线 Light" panose="020F0302020204030204"/>
+        <a:latin typeface="等线 Light"/>
         <a:ea typeface=""/>
         <a:cs typeface=""/>
         <a:font script="Jpan" typeface="游ゴシック Light"/>
@@ -1482,7 +2626,7 @@
         <a:font script="Tfng" typeface="Ebrima"/>
       </a:majorFont>
       <a:minorFont>
-        <a:latin typeface="等线" panose="020F0502020204030204"/>
+        <a:latin typeface="等线"/>
         <a:ea typeface=""/>
         <a:cs typeface=""/>
         <a:font script="Jpan" typeface="游明朝"/>
@@ -1676,7 +2820,7 @@
   <a:extraClrSchemeLst/>
   <a:extLst>
     <a:ext uri="{05A4C25C-085E-4340-85A3-A5531E510DB2}">
-      <thm15:themeFamily xmlns:thm15="http://schemas.microsoft.com/office/thememl/2012/main" name="Office Theme" id="{62F939B6-93AF-4DB8-9C6B-D6C7DFDC589F}" vid="{4A3C46E8-61CC-4603-A589-7422A47A8E4A}"/>
+      <thm15:themeFamily xmlns:thm15="http://schemas.microsoft.com/office/thememl/2012/main" xmlns="" name="Office Theme" id="{62F939B6-93AF-4DB8-9C6B-D6C7DFDC589F}" vid="{4A3C46E8-61CC-4603-A589-7422A47A8E4A}"/>
     </a:ext>
   </a:extLst>
 </a:theme>

--- a/Writing/Journals/2025-02-06.docx
+++ b/Writing/Journals/2025-02-06.docx
@@ -283,11 +283,6 @@
       </w:r>
     </w:p>
     <w:p>
-      <w:pPr>
-        <w:rPr>
-          <w:rFonts w:hint="eastAsia"/>
-        </w:rPr>
-      </w:pPr>
       <w:r>
         <w:rPr>
           <w:rFonts w:hint="eastAsia"/>
@@ -737,7 +732,6 @@
     <w:p>
       <w:pPr>
         <w:rPr>
-          <w:rFonts w:hint="eastAsia"/>
           <w:b/>
           <w:i/>
         </w:rPr>
@@ -749,6 +743,154 @@
           <w:i/>
         </w:rPr>
         <w:t>Improved by me</w:t>
+      </w:r>
+    </w:p>
+    <w:p>
+      <w:r>
+        <w:rPr>
+          <w:rFonts w:hint="eastAsia"/>
+        </w:rPr>
+        <w:t>The longest vocation of a year, the Chinese New Year, finally came to an end</w:t>
+      </w:r>
+      <w:r>
+        <w:rPr>
+          <w:rFonts w:hint="eastAsia"/>
+        </w:rPr>
+        <w:t xml:space="preserve"> and I had to start work. </w:t>
+      </w:r>
+      <w:r>
+        <w:rPr>
+          <w:rFonts w:hint="eastAsia"/>
+        </w:rPr>
+        <w:t xml:space="preserve">Although it should be ended on the fifteenth day of Chinese Lunar Year, we were forced to come back to offices by the notorious labour law which is widely condemed among considerable number of empolyees. </w:t>
+      </w:r>
+    </w:p>
+    <w:p>
+      <w:r>
+        <w:rPr>
+          <w:rFonts w:hint="eastAsia"/>
+        </w:rPr>
+        <w:t xml:space="preserve">By the way, the founder of Alibaba, Jack Ma, even paid tributed to the trend of </w:t>
+      </w:r>
+      <w:r>
+        <w:t>“</w:t>
+      </w:r>
+      <w:r>
+        <w:rPr>
+          <w:rFonts w:hint="eastAsia"/>
+        </w:rPr>
+        <w:t>996</w:t>
+      </w:r>
+      <w:r>
+        <w:t>”</w:t>
+      </w:r>
+      <w:r>
+        <w:rPr>
+          <w:rFonts w:hint="eastAsia"/>
+        </w:rPr>
+        <w:t xml:space="preserve">, which is a term coined on the Internet to refer to that working from 9 a.m. to 9 p.m. six days a week. </w:t>
+      </w:r>
+      <w:r>
+        <w:rPr>
+          <w:rFonts w:hint="eastAsia"/>
+        </w:rPr>
+        <w:t xml:space="preserve">The think tank of Chinese central government </w:t>
+      </w:r>
+      <w:r>
+        <w:rPr>
+          <w:rFonts w:hint="eastAsia"/>
+        </w:rPr>
+        <w:t>deceitful</w:t>
+      </w:r>
+      <w:r>
+        <w:rPr>
+          <w:rFonts w:hint="eastAsia"/>
+        </w:rPr>
+        <w:t xml:space="preserve">ly </w:t>
+      </w:r>
+      <w:r>
+        <w:rPr>
+          <w:rFonts w:hint="eastAsia"/>
+        </w:rPr>
+        <w:t xml:space="preserve">carried out a manoeuvre by forcing employees to work at weekends to trade for a longer holiday. </w:t>
+      </w:r>
+      <w:r>
+        <w:rPr>
+          <w:rFonts w:hint="eastAsia"/>
+        </w:rPr>
+        <w:t xml:space="preserve">Apparently, these elites treat ordinary people as the dumpist </w:t>
+      </w:r>
+      <w:r>
+        <w:rPr>
+          <w:rFonts w:hint="eastAsia"/>
+        </w:rPr>
+        <w:t>livestock</w:t>
+      </w:r>
+      <w:r>
+        <w:rPr>
+          <w:rFonts w:hint="eastAsia"/>
+        </w:rPr>
+        <w:t xml:space="preserve"> by encou</w:t>
+      </w:r>
+      <w:r>
+        <w:rPr>
+          <w:rFonts w:hint="eastAsia"/>
+        </w:rPr>
+        <w:t>raging</w:t>
+      </w:r>
+      <w:r>
+        <w:rPr>
+          <w:rFonts w:hint="eastAsia"/>
+        </w:rPr>
+        <w:t xml:space="preserve"> them to work hard overtime with ridiculous low salary.</w:t>
+      </w:r>
+      <w:r>
+        <w:rPr>
+          <w:rFonts w:hint="eastAsia"/>
+        </w:rPr>
+        <w:t xml:space="preserve"> </w:t>
+      </w:r>
+      <w:r>
+        <w:rPr>
+          <w:rFonts w:hint="eastAsia"/>
+        </w:rPr>
+        <w:t xml:space="preserve">If you read a novel entitled </w:t>
+      </w:r>
+      <w:r>
+        <w:t>“</w:t>
+      </w:r>
+      <w:r>
+        <w:rPr>
+          <w:rFonts w:hint="eastAsia"/>
+        </w:rPr>
+        <w:t>Animal Farm</w:t>
+      </w:r>
+      <w:r>
+        <w:t>”</w:t>
+      </w:r>
+      <w:r>
+        <w:rPr>
+          <w:rFonts w:hint="eastAsia"/>
+        </w:rPr>
+        <w:t xml:space="preserve"> written by Geroge Orwell, you could understand what </w:t>
+      </w:r>
+      <w:r>
+        <w:rPr>
+          <w:rFonts w:hint="eastAsia"/>
+        </w:rPr>
+        <w:t xml:space="preserve">I </w:t>
+      </w:r>
+      <w:r>
+        <w:rPr>
+          <w:rFonts w:hint="eastAsia"/>
+        </w:rPr>
+        <w:t xml:space="preserve">have </w:t>
+      </w:r>
+      <w:r>
+        <w:rPr>
+          <w:rFonts w:hint="eastAsia"/>
+        </w:rPr>
+        <w:t xml:space="preserve">said. </w:t>
       </w:r>
     </w:p>
     <w:p>
@@ -761,104 +903,58 @@
         <w:rPr>
           <w:rFonts w:hint="eastAsia"/>
         </w:rPr>
-        <w:t>The longest vocation of a year, the Chinese New Year, finally came to an end</w:t>
-      </w:r>
-      <w:r>
-        <w:rPr>
-          <w:rFonts w:hint="eastAsia"/>
-        </w:rPr>
-        <w:t xml:space="preserve"> and I had to start work. </w:t>
-      </w:r>
-      <w:r>
-        <w:rPr>
-          <w:rFonts w:hint="eastAsia"/>
-        </w:rPr>
-        <w:t xml:space="preserve">Although it should be ended on the fifteenth day of Chinese Lunar Year, we were forced to come back to offices by the notorious labour law which is widely condemed among considerable number of empolyees. </w:t>
+        <w:t xml:space="preserve">Whereas, I should enjoy being with my families during the Spring festival even though I was not eager to celebrate it when I was grown-up. </w:t>
+      </w:r>
+      <w:r>
+        <w:rPr>
+          <w:rFonts w:hint="eastAsia"/>
+        </w:rPr>
+        <w:t xml:space="preserve">If my memory serves me correctly, my paternal grandfather always bought my younger brother </w:t>
+      </w:r>
+      <w:r>
+        <w:rPr>
+          <w:rFonts w:hint="eastAsia"/>
+        </w:rPr>
+        <w:lastRenderedPageBreak/>
+        <w:t xml:space="preserve">and me two or three sets of firecrackers. </w:t>
+      </w:r>
+      <w:r>
+        <w:rPr>
+          <w:rFonts w:hint="eastAsia"/>
+        </w:rPr>
+        <w:t xml:space="preserve">We set off them at night with the sound of fireworks coming from </w:t>
+      </w:r>
+      <w:r>
+        <w:rPr>
+          <w:rFonts w:hint="eastAsia"/>
+        </w:rPr>
+        <w:t>other places</w:t>
+      </w:r>
+      <w:r>
+        <w:rPr>
+          <w:rFonts w:hint="eastAsia"/>
+        </w:rPr>
+        <w:t xml:space="preserve"> at intervals. </w:t>
       </w:r>
     </w:p>
     <w:p>
-      <w:pPr>
-        <w:rPr>
-          <w:rFonts w:hint="eastAsia"/>
-        </w:rPr>
-      </w:pPr>
-      <w:r>
-        <w:rPr>
-          <w:rFonts w:hint="eastAsia"/>
-        </w:rPr>
-        <w:t xml:space="preserve">By the way, the founder of Alibaba, Jack Ma, even paid tributed to the trend of </w:t>
-      </w:r>
-      <w:r>
-        <w:t>“</w:t>
-      </w:r>
-      <w:r>
-        <w:rPr>
-          <w:rFonts w:hint="eastAsia"/>
-        </w:rPr>
-        <w:t>996</w:t>
-      </w:r>
-      <w:r>
-        <w:t>”</w:t>
-      </w:r>
-      <w:r>
-        <w:rPr>
-          <w:rFonts w:hint="eastAsia"/>
-        </w:rPr>
-        <w:t xml:space="preserve">, which is a term coined on the Internet to refer to that working from 9 a.m. to 9 p.m. six days a week. </w:t>
-      </w:r>
-      <w:r>
-        <w:rPr>
-          <w:rFonts w:hint="eastAsia"/>
-        </w:rPr>
-        <w:t xml:space="preserve">The think tank of Chinese central government </w:t>
-      </w:r>
-      <w:r>
-        <w:rPr>
-          <w:rFonts w:hint="eastAsia"/>
-        </w:rPr>
-        <w:t>deceitful</w:t>
-      </w:r>
-      <w:r>
-        <w:rPr>
-          <w:rFonts w:hint="eastAsia"/>
-        </w:rPr>
-        <w:t xml:space="preserve">ly </w:t>
-      </w:r>
-      <w:r>
-        <w:rPr>
-          <w:rFonts w:hint="eastAsia"/>
-        </w:rPr>
-        <w:t xml:space="preserve">carried out a manoeuvre by forcing employees to work at weekends to trade for a longer holiday. </w:t>
-      </w:r>
-      <w:r>
-        <w:rPr>
-          <w:rFonts w:hint="eastAsia"/>
-        </w:rPr>
-        <w:t xml:space="preserve">Apparently, these elites treat ordinary people as the dumpist </w:t>
-      </w:r>
-      <w:r>
-        <w:rPr>
-          <w:rFonts w:hint="eastAsia"/>
-        </w:rPr>
-        <w:t>livestock</w:t>
-      </w:r>
-      <w:r>
-        <w:rPr>
-          <w:rFonts w:hint="eastAsia"/>
-        </w:rPr>
-        <w:t xml:space="preserve"> by encou</w:t>
-      </w:r>
-      <w:r>
-        <w:rPr>
-          <w:rFonts w:hint="eastAsia"/>
-        </w:rPr>
-        <w:t>raging</w:t>
-      </w:r>
-      <w:r>
-        <w:rPr>
-          <w:rFonts w:hint="eastAsia"/>
-        </w:rPr>
-        <w:t xml:space="preserve"> them to work hard overtime with ridiculous low salary.</w:t>
+      <w:r>
+        <w:rPr>
+          <w:rFonts w:hint="eastAsia"/>
+        </w:rPr>
+        <w:t xml:space="preserve">The most unforgetable thing in the Spring Festival is Children can receive red packets with small amount of money in it from </w:t>
+      </w:r>
+      <w:r>
+        <w:rPr>
+          <w:rFonts w:hint="eastAsia"/>
+        </w:rPr>
+        <w:t>our</w:t>
+      </w:r>
+      <w:r>
+        <w:rPr>
+          <w:rFonts w:hint="eastAsia"/>
+        </w:rPr>
+        <w:t xml:space="preserve"> elderly relatives.</w:t>
       </w:r>
       <w:r>
         <w:rPr>
@@ -870,59 +966,67 @@
         <w:rPr>
           <w:rFonts w:hint="eastAsia"/>
         </w:rPr>
-        <w:t xml:space="preserve">If you read a novel entitled </w:t>
-      </w:r>
-      <w:r>
-        <w:t>“</w:t>
-      </w:r>
-      <w:r>
-        <w:rPr>
-          <w:rFonts w:hint="eastAsia"/>
-        </w:rPr>
-        <w:t>Animal Farm</w:t>
-      </w:r>
-      <w:r>
-        <w:t>”</w:t>
-      </w:r>
-      <w:r>
-        <w:rPr>
-          <w:rFonts w:hint="eastAsia"/>
-        </w:rPr>
-        <w:t xml:space="preserve"> written by Geroge Orwell, you could understand what </w:t>
-      </w:r>
-      <w:r>
-        <w:rPr>
-          <w:rFonts w:hint="eastAsia"/>
-        </w:rPr>
-        <w:t xml:space="preserve">I </w:t>
-      </w:r>
-      <w:r>
-        <w:rPr>
-          <w:rFonts w:hint="eastAsia"/>
-        </w:rPr>
-        <w:t xml:space="preserve">have </w:t>
-      </w:r>
-      <w:r>
-        <w:rPr>
-          <w:rFonts w:hint="eastAsia"/>
-        </w:rPr>
-        <w:t xml:space="preserve">said. </w:t>
-      </w:r>
-    </w:p>
-    <w:p>
-      <w:pPr>
-        <w:rPr>
-          <w:rFonts w:hint="eastAsia"/>
-        </w:rPr>
-      </w:pPr>
-      <w:r>
-        <w:rPr>
-          <w:rFonts w:hint="eastAsia"/>
-        </w:rPr>
-        <w:t xml:space="preserve">Whereas, I should enjoy being with my families during the Spring festival even though I was not eager to celebrate it when I was grown-up. </w:t>
+        <w:t>Though we had to hand in most of them to our parents, we were still happy because we could buy candies, toys an</w:t>
+      </w:r>
+      <w:r>
+        <w:rPr>
+          <w:rFonts w:hint="eastAsia"/>
+        </w:rPr>
+        <w:t>d various kinds of firecrackers</w:t>
+      </w:r>
+      <w:r>
+        <w:rPr>
+          <w:rFonts w:hint="eastAsia"/>
+        </w:rPr>
+        <w:t xml:space="preserve">. Every child is </w:t>
+      </w:r>
+      <w:r>
+        <w:rPr>
+          <w:rFonts w:hint="eastAsia"/>
+        </w:rPr>
+        <w:t>thoroughly exhila</w:t>
+      </w:r>
+      <w:r>
+        <w:rPr>
+          <w:rFonts w:hint="eastAsia"/>
+        </w:rPr>
+        <w:t>rating since we</w:t>
+      </w:r>
+      <w:r>
+        <w:rPr>
+          <w:rFonts w:hint="eastAsia"/>
+        </w:rPr>
+        <w:t xml:space="preserve"> can play on crowed streets or on secluded bleak wild land in winter and</w:t>
       </w:r>
       <w:bookmarkStart w:id="0" w:name="_GoBack"/>
       <w:bookmarkEnd w:id="0"/>
+      <w:r>
+        <w:rPr>
+          <w:rFonts w:hint="eastAsia"/>
+        </w:rPr>
+        <w:t xml:space="preserve"> don</w:t>
+      </w:r>
+      <w:r>
+        <w:t>’</w:t>
+      </w:r>
+      <w:r>
+        <w:rPr>
+          <w:rFonts w:hint="eastAsia"/>
+        </w:rPr>
+        <w:t>t have to worry about miserable obstacles which are face</w:t>
+      </w:r>
+      <w:r>
+        <w:rPr>
+          <w:rFonts w:hint="eastAsia"/>
+        </w:rPr>
+        <w:t>d</w:t>
+      </w:r>
+      <w:r>
+        <w:rPr>
+          <w:rFonts w:hint="eastAsia"/>
+        </w:rPr>
+        <w:t xml:space="preserve"> by adults. </w:t>
+      </w:r>
     </w:p>
     <w:p/>
     <w:sectPr>
@@ -2820,7 +2924,7 @@
   <a:extraClrSchemeLst/>
   <a:extLst>
     <a:ext uri="{05A4C25C-085E-4340-85A3-A5531E510DB2}">
-      <thm15:themeFamily xmlns:thm15="http://schemas.microsoft.com/office/thememl/2012/main" xmlns="" name="Office Theme" id="{62F939B6-93AF-4DB8-9C6B-D6C7DFDC589F}" vid="{4A3C46E8-61CC-4603-A589-7422A47A8E4A}"/>
+      <thm15:themeFamily xmlns="" xmlns:thm15="http://schemas.microsoft.com/office/thememl/2012/main" name="Office Theme" id="{62F939B6-93AF-4DB8-9C6B-D6C7DFDC589F}" vid="{4A3C46E8-61CC-4603-A589-7422A47A8E4A}"/>
     </a:ext>
   </a:extLst>
 </a:theme>
